--- a/flow/20230914_vu_template/drafts/2024-12-u/29-НД-27ПП-по_Різдві_младенців Вифлеємських-г2.docx
+++ b/flow/20230914_vu_template/drafts/2024-12-u/29-НД-27ПП-по_Різдві_младенців Вифлеємських-г2.docx
@@ -4640,98 +4640,776 @@
     </w:p>
     <w:p>
       <w:pPr>
-        <w:spacing w:after="120" w:line="240" w:lineRule="auto"/>
-        <w:jc w:val="both"/>
-        <w:rPr>
-          <w:rFonts w:ascii="Times New Roman" w:eastAsia="Times New Roman" w:hAnsi="Times New Roman" w:cs="Times New Roman"/>
-          <w:sz w:val="24"/>
-          <w:szCs w:val="24"/>
+        <w:spacing w:after="120"/>
+        <w:jc w:val="both"/>
+      </w:pPr>
+      <w:r>
+        <w:rPr>
+          <w:rFonts w:ascii="Times New Roman" w:hAnsi="Times New Roman"/>
+          <w:i/>
+          <w:color w:val="FF0000"/>
+          <w:sz w:val="24"/>
+        </w:rPr>
+        <w:t>Стих:</w:t>
+      </w:r>
+      <w:r>
+        <w:rPr>
+          <w:rFonts w:ascii="Times New Roman" w:hAnsi="Times New Roman"/>
+          <w:i/>
+          <w:sz w:val="24"/>
+        </w:rPr>
+        <w:t xml:space="preserve"> </w:t>
+      </w:r>
+      <w:r>
+        <w:rPr>
+          <w:rFonts w:ascii="Times New Roman" w:hAnsi="Times New Roman"/>
+          <w:sz w:val="24"/>
           <w:u w:val="single"/>
-          <w:lang w:val="ru-MD"/>
-        </w:rPr>
-      </w:pPr>
-      <w:r>
-        <w:rPr>
-          <w:rFonts w:ascii="Times New Roman" w:eastAsia="Times New Roman" w:hAnsi="Times New Roman" w:cs="Times New Roman"/>
-          <w:i/>
-          <w:color w:val="FF0000"/>
-          <w:sz w:val="24"/>
-          <w:szCs w:val="24"/>
-          <w:lang w:val="ru-MD"/>
+        </w:rPr>
+        <w:t>Коли́</w:t>
+      </w:r>
+      <w:r>
+        <w:rPr>
+          <w:rFonts w:ascii="Times New Roman" w:hAnsi="Times New Roman"/>
+          <w:sz w:val="24"/>
+          <w:u w:val="single"/>
+        </w:rPr>
+        <w:t xml:space="preserve"> </w:t>
+      </w:r>
+      <w:r>
+        <w:rPr>
+          <w:rFonts w:ascii="Times New Roman" w:hAnsi="Times New Roman"/>
+          <w:sz w:val="24"/>
+          <w:u w:val="single"/>
+        </w:rPr>
+        <w:t>Ти,</w:t>
+      </w:r>
+      <w:r>
+        <w:rPr>
+          <w:rFonts w:ascii="Times New Roman" w:hAnsi="Times New Roman"/>
+          <w:sz w:val="24"/>
+          <w:u w:val="single"/>
+        </w:rPr>
+        <w:t xml:space="preserve"> </w:t>
+      </w:r>
+      <w:r>
+        <w:rPr>
+          <w:rFonts w:ascii="Times New Roman" w:hAnsi="Times New Roman"/>
+          <w:sz w:val="24"/>
+          <w:u w:val="single"/>
+        </w:rPr>
+        <w:t>Го́споди,</w:t>
+      </w:r>
+      <w:r>
+        <w:rPr>
+          <w:rFonts w:ascii="Times New Roman" w:hAnsi="Times New Roman"/>
+          <w:sz w:val="24"/>
+          <w:u w:val="single"/>
+        </w:rPr>
+        <w:t xml:space="preserve"> </w:t>
+      </w:r>
+      <w:r>
+        <w:rPr>
+          <w:rFonts w:ascii="Times New Roman" w:hAnsi="Times New Roman"/>
+          <w:sz w:val="24"/>
+          <w:u w:val="single"/>
+        </w:rPr>
+        <w:t>зважа́тимеш</w:t>
+      </w:r>
+      <w:r>
+        <w:rPr>
+          <w:rFonts w:ascii="Times New Roman" w:hAnsi="Times New Roman"/>
+          <w:sz w:val="24"/>
+          <w:u w:val="single"/>
+        </w:rPr>
+        <w:t xml:space="preserve"> </w:t>
+      </w:r>
+      <w:r>
+        <w:rPr>
+          <w:rFonts w:ascii="Times New Roman" w:hAnsi="Times New Roman"/>
+          <w:sz w:val="24"/>
+          <w:u w:val="single"/>
+        </w:rPr>
+        <w:t>на</w:t>
+      </w:r>
+      <w:r>
+        <w:rPr>
+          <w:rFonts w:ascii="Times New Roman" w:hAnsi="Times New Roman"/>
+          <w:sz w:val="24"/>
+          <w:u w:val="single"/>
+        </w:rPr>
+        <w:t xml:space="preserve"> </w:t>
+      </w:r>
+      <w:r>
+        <w:rPr>
+          <w:rFonts w:ascii="Times New Roman" w:hAnsi="Times New Roman"/>
+          <w:sz w:val="24"/>
+          <w:u w:val="single"/>
+        </w:rPr>
+        <w:t>беззако́ння,</w:t>
+      </w:r>
+      <w:r>
+        <w:rPr>
+          <w:rFonts w:ascii="Times New Roman" w:hAnsi="Times New Roman"/>
+          <w:sz w:val="24"/>
+          <w:u w:val="single"/>
+        </w:rPr>
+        <w:t xml:space="preserve"> </w:t>
+      </w:r>
+      <w:r>
+        <w:rPr>
+          <w:rFonts w:ascii="Times New Roman" w:hAnsi="Times New Roman"/>
+          <w:sz w:val="24"/>
+          <w:u w:val="single"/>
+        </w:rPr>
+        <w:t>то</w:t>
+      </w:r>
+      <w:r>
+        <w:rPr>
+          <w:rFonts w:ascii="Times New Roman" w:hAnsi="Times New Roman"/>
+          <w:sz w:val="24"/>
+          <w:u w:val="single"/>
+        </w:rPr>
+        <w:t xml:space="preserve"> </w:t>
+      </w:r>
+      <w:r>
+        <w:rPr>
+          <w:rFonts w:ascii="Times New Roman" w:hAnsi="Times New Roman"/>
+          <w:sz w:val="24"/>
+          <w:u w:val="single"/>
+        </w:rPr>
+        <w:t>хто</w:t>
+      </w:r>
+      <w:r>
+        <w:rPr>
+          <w:rFonts w:ascii="Times New Roman" w:hAnsi="Times New Roman"/>
+          <w:sz w:val="24"/>
+          <w:u w:val="single"/>
+        </w:rPr>
+        <w:t xml:space="preserve"> </w:t>
+      </w:r>
+      <w:r>
+        <w:rPr>
+          <w:rFonts w:ascii="Times New Roman" w:hAnsi="Times New Roman"/>
+          <w:sz w:val="24"/>
+          <w:u w:val="single"/>
+        </w:rPr>
+        <w:t>всто́їться,</w:t>
+      </w:r>
+      <w:r>
+        <w:rPr>
+          <w:rFonts w:ascii="Times New Roman" w:hAnsi="Times New Roman"/>
+          <w:sz w:val="24"/>
+          <w:u w:val="single"/>
+        </w:rPr>
+        <w:t xml:space="preserve"> </w:t>
+      </w:r>
+      <w:r>
+        <w:rPr>
+          <w:rFonts w:ascii="Times New Roman" w:hAnsi="Times New Roman"/>
+          <w:sz w:val="24"/>
+          <w:u w:val="single"/>
+        </w:rPr>
+        <w:t>Го́споди.*</w:t>
+      </w:r>
+      <w:r>
+        <w:rPr>
+          <w:rFonts w:ascii="Times New Roman" w:hAnsi="Times New Roman"/>
+          <w:sz w:val="24"/>
+          <w:u w:val="single"/>
+        </w:rPr>
+        <w:t xml:space="preserve"> </w:t>
+      </w:r>
+      <w:r>
+        <w:rPr>
+          <w:rFonts w:ascii="Times New Roman" w:hAnsi="Times New Roman"/>
+          <w:sz w:val="24"/>
+          <w:u w:val="single"/>
+        </w:rPr>
+        <w:t>Та</w:t>
+      </w:r>
+      <w:r>
+        <w:rPr>
+          <w:rFonts w:ascii="Times New Roman" w:hAnsi="Times New Roman"/>
+          <w:sz w:val="24"/>
+          <w:u w:val="single"/>
+        </w:rPr>
+        <w:t xml:space="preserve"> </w:t>
+      </w:r>
+      <w:r>
+        <w:rPr>
+          <w:rFonts w:ascii="Times New Roman" w:hAnsi="Times New Roman"/>
+          <w:sz w:val="24"/>
+          <w:u w:val="single"/>
+        </w:rPr>
+        <w:t>в</w:t>
+      </w:r>
+      <w:r>
+        <w:rPr>
+          <w:rFonts w:ascii="Times New Roman" w:hAnsi="Times New Roman"/>
+          <w:sz w:val="24"/>
+          <w:u w:val="single"/>
+        </w:rPr>
+        <w:t xml:space="preserve"> </w:t>
+      </w:r>
+      <w:r>
+        <w:rPr>
+          <w:rFonts w:ascii="Times New Roman" w:hAnsi="Times New Roman"/>
+          <w:sz w:val="24"/>
+          <w:u w:val="single"/>
+        </w:rPr>
+        <w:t>Те́бе</w:t>
+      </w:r>
+      <w:r>
+        <w:rPr>
+          <w:rFonts w:ascii="Times New Roman" w:hAnsi="Times New Roman"/>
+          <w:sz w:val="24"/>
+          <w:u w:val="single"/>
+        </w:rPr>
+        <w:t xml:space="preserve"> </w:t>
+      </w:r>
+      <w:r>
+        <w:rPr>
+          <w:rFonts w:ascii="Times New Roman" w:hAnsi="Times New Roman"/>
+          <w:sz w:val="24"/>
+          <w:u w:val="single"/>
+        </w:rPr>
+        <w:t>є</w:t>
+      </w:r>
+      <w:r>
+        <w:rPr>
+          <w:rFonts w:ascii="Times New Roman" w:hAnsi="Times New Roman"/>
+          <w:sz w:val="24"/>
+          <w:u w:val="single"/>
+        </w:rPr>
+        <w:t xml:space="preserve"> </w:t>
+      </w:r>
+      <w:r>
+        <w:rPr>
+          <w:rFonts w:ascii="Times New Roman" w:hAnsi="Times New Roman"/>
+          <w:sz w:val="24"/>
+          <w:u w:val="single"/>
+        </w:rPr>
+        <w:t>проще́ння.</w:t>
+      </w:r>
+    </w:p>
+    <w:p>
+      <w:pPr>
+        <w:spacing w:after="120" w:line="240" w:lineRule="auto"/>
+        <w:jc w:val="both"/>
+        <w:rPr>
+          <w:rFonts w:ascii="Times New Roman" w:eastAsia="Times New Roman" w:hAnsi="Times New Roman" w:cs="Times New Roman"/>
+          <w:sz w:val="24"/>
+          <w:szCs w:val="24"/>
+          <w:lang w:val="ru-MD"/>
+        </w:rPr>
+      </w:pPr>
+      <w:r>
+        <w:rPr>
+          <w:rFonts w:ascii="Times New Roman" w:eastAsia="Times New Roman" w:hAnsi="Times New Roman" w:cs="Times New Roman"/>
+          <w:i/>
+          <w:color w:val="FF0000"/>
+          <w:sz w:val="24"/>
+          <w:szCs w:val="24"/>
+          <w:lang w:val="ru-MD"/>
+        </w:rPr>
+        <w:t>(г. 4, подібний: Як хороброго):</w:t>
+      </w:r>
+      <w:r>
+        <w:rPr>
+          <w:rFonts w:ascii="Times New Roman" w:eastAsia="Times New Roman" w:hAnsi="Times New Roman" w:cs="Times New Roman"/>
+          <w:sz w:val="24"/>
+          <w:szCs w:val="24"/>
+          <w:lang w:val="ru-MD"/>
+        </w:rPr>
+        <w:t xml:space="preserve"> </w:t>
+      </w:r>
+      <w:r>
+        <w:rPr>
+          <w:rFonts w:ascii="Times New Roman" w:eastAsia="Times New Roman" w:hAnsi="Times New Roman" w:cs="Times New Roman"/>
+          <w:color w:val="000000"/>
+          <w:sz w:val="24"/>
+          <w:szCs w:val="24"/>
+          <w:lang w:val="ru-MD"/>
+        </w:rPr>
+        <w:t>Скарб прихо́ваний шука́ючи,</w:t>
+      </w:r>
+      <w:r>
+        <w:rPr>
+          <w:rFonts w:ascii="Times New Roman" w:eastAsia="Times New Roman" w:hAnsi="Times New Roman" w:cs="Times New Roman"/>
+          <w:sz w:val="24"/>
+          <w:szCs w:val="24"/>
+          <w:lang w:val="ru-MD"/>
+        </w:rPr>
+        <w:t>*</w:t>
+      </w:r>
+      <w:r>
+        <w:rPr>
+          <w:rFonts w:ascii="Times New Roman" w:eastAsia="Times New Roman" w:hAnsi="Times New Roman" w:cs="Times New Roman"/>
+          <w:color w:val="000000"/>
+          <w:sz w:val="24"/>
+          <w:szCs w:val="24"/>
+          <w:lang w:val="ru-MD"/>
+        </w:rPr>
+        <w:t xml:space="preserve"> беззако́нний заколо́в сього́дні беззло́бних діте́й;</w:t>
+      </w:r>
+      <w:r>
+        <w:rPr>
+          <w:rFonts w:ascii="Times New Roman" w:eastAsia="Times New Roman" w:hAnsi="Times New Roman" w:cs="Times New Roman"/>
+          <w:sz w:val="24"/>
+          <w:szCs w:val="24"/>
+          <w:lang w:val="ru-MD"/>
+        </w:rPr>
+        <w:t>*</w:t>
+      </w:r>
+      <w:r>
+        <w:rPr>
+          <w:rFonts w:ascii="Times New Roman" w:eastAsia="Times New Roman" w:hAnsi="Times New Roman" w:cs="Times New Roman"/>
+          <w:color w:val="000000"/>
+          <w:sz w:val="24"/>
+          <w:szCs w:val="24"/>
+          <w:lang w:val="ru-MD"/>
+        </w:rPr>
+        <w:t xml:space="preserve"> і Рахи́ль безуті́шною ста́ла,</w:t>
+      </w:r>
+      <w:r>
+        <w:rPr>
+          <w:rFonts w:ascii="Times New Roman" w:eastAsia="Times New Roman" w:hAnsi="Times New Roman" w:cs="Times New Roman"/>
+          <w:sz w:val="24"/>
+          <w:szCs w:val="24"/>
+          <w:lang w:val="ru-MD"/>
+        </w:rPr>
+        <w:t>*</w:t>
+      </w:r>
+      <w:r>
+        <w:rPr>
+          <w:rFonts w:ascii="Times New Roman" w:eastAsia="Times New Roman" w:hAnsi="Times New Roman" w:cs="Times New Roman"/>
+          <w:color w:val="000000"/>
+          <w:sz w:val="24"/>
+          <w:szCs w:val="24"/>
+          <w:lang w:val="ru-MD"/>
+        </w:rPr>
+        <w:t xml:space="preserve"> спогляда́ючи непра́ведне зако́лення</w:t>
+      </w:r>
+      <w:r>
+        <w:rPr>
+          <w:rFonts w:ascii="Times New Roman" w:eastAsia="Times New Roman" w:hAnsi="Times New Roman" w:cs="Times New Roman"/>
+          <w:sz w:val="24"/>
+          <w:szCs w:val="24"/>
+          <w:lang w:val="ru-MD"/>
+        </w:rPr>
+        <w:t>*</w:t>
+      </w:r>
+      <w:r>
+        <w:rPr>
+          <w:rFonts w:ascii="Times New Roman" w:eastAsia="Times New Roman" w:hAnsi="Times New Roman" w:cs="Times New Roman"/>
+          <w:color w:val="000000"/>
+          <w:sz w:val="24"/>
+          <w:szCs w:val="24"/>
+          <w:lang w:val="ru-MD"/>
+        </w:rPr>
+        <w:t xml:space="preserve"> та передча́сну смерть</w:t>
+      </w:r>
+      <w:r>
+        <w:rPr>
+          <w:rFonts w:ascii="Times New Roman" w:eastAsia="Times New Roman" w:hAnsi="Times New Roman" w:cs="Times New Roman"/>
+          <w:sz w:val="24"/>
+          <w:szCs w:val="24"/>
+          <w:lang w:val="ru-MD"/>
+        </w:rPr>
+        <w:t>*</w:t>
+      </w:r>
+      <w:r>
+        <w:rPr>
+          <w:rFonts w:ascii="Times New Roman" w:eastAsia="Times New Roman" w:hAnsi="Times New Roman" w:cs="Times New Roman"/>
+          <w:color w:val="000000"/>
+          <w:sz w:val="24"/>
+          <w:szCs w:val="24"/>
+          <w:lang w:val="ru-MD"/>
+        </w:rPr>
+        <w:t xml:space="preserve"> тих, кого́ опла́кувала,</w:t>
+      </w:r>
+      <w:r>
+        <w:rPr>
+          <w:rFonts w:ascii="Times New Roman" w:eastAsia="Times New Roman" w:hAnsi="Times New Roman" w:cs="Times New Roman"/>
+          <w:sz w:val="24"/>
+          <w:szCs w:val="24"/>
+          <w:lang w:val="ru-MD"/>
+        </w:rPr>
+        <w:t>*</w:t>
+      </w:r>
+      <w:r>
+        <w:rPr>
+          <w:rFonts w:ascii="Times New Roman" w:eastAsia="Times New Roman" w:hAnsi="Times New Roman" w:cs="Times New Roman"/>
+          <w:color w:val="000000"/>
+          <w:sz w:val="24"/>
+          <w:szCs w:val="24"/>
+          <w:lang w:val="ru-MD"/>
+        </w:rPr>
+        <w:t xml:space="preserve"> болі́ючи утро́бою.</w:t>
+      </w:r>
+      <w:r>
+        <w:rPr>
+          <w:rFonts w:ascii="Times New Roman" w:eastAsia="Times New Roman" w:hAnsi="Times New Roman" w:cs="Times New Roman"/>
+          <w:sz w:val="24"/>
+          <w:szCs w:val="24"/>
+          <w:lang w:val="ru-MD"/>
+        </w:rPr>
+        <w:t>*</w:t>
+      </w:r>
+      <w:r>
+        <w:rPr>
+          <w:rFonts w:ascii="Times New Roman" w:eastAsia="Times New Roman" w:hAnsi="Times New Roman" w:cs="Times New Roman"/>
+          <w:color w:val="000000"/>
+          <w:sz w:val="24"/>
+          <w:szCs w:val="24"/>
+          <w:lang w:val="ru-MD"/>
+        </w:rPr>
+        <w:t xml:space="preserve"> Але́ ба́чачи їх ни́ні на ло́ні Авраа́ма</w:t>
+      </w:r>
+      <w:r>
+        <w:rPr>
+          <w:rFonts w:ascii="Times New Roman" w:eastAsia="Times New Roman" w:hAnsi="Times New Roman" w:cs="Times New Roman"/>
+          <w:sz w:val="24"/>
+          <w:szCs w:val="24"/>
+          <w:lang w:val="ru-MD"/>
+        </w:rPr>
+        <w:t>*</w:t>
+      </w:r>
+      <w:r>
+        <w:rPr>
+          <w:rFonts w:ascii="Times New Roman" w:eastAsia="Times New Roman" w:hAnsi="Times New Roman" w:cs="Times New Roman"/>
+          <w:color w:val="000000"/>
+          <w:sz w:val="24"/>
+          <w:szCs w:val="24"/>
+          <w:lang w:val="ru-MD"/>
+        </w:rPr>
+        <w:t xml:space="preserve"> – весели́ться.</w:t>
+      </w:r>
+    </w:p>
+    <w:p>
+      <w:pPr>
+        <w:spacing w:after="120"/>
+        <w:jc w:val="both"/>
+      </w:pPr>
+      <w:r>
+        <w:rPr>
+          <w:rFonts w:ascii="Times New Roman" w:hAnsi="Times New Roman"/>
+          <w:i/>
+          <w:color w:val="FF0000"/>
+          <w:sz w:val="24"/>
         </w:rPr>
         <w:t>Стих:</w:t>
       </w:r>
       <w:r>
         <w:rPr>
-          <w:rFonts w:ascii="Times New Roman" w:eastAsia="Times New Roman" w:hAnsi="Times New Roman" w:cs="Times New Roman"/>
-          <w:i/>
-          <w:sz w:val="24"/>
-          <w:szCs w:val="24"/>
-          <w:lang w:val="ru-MD"/>
+          <w:rFonts w:ascii="Times New Roman" w:hAnsi="Times New Roman"/>
+          <w:i/>
+          <w:sz w:val="24"/>
         </w:rPr>
         <w:t xml:space="preserve"> </w:t>
       </w:r>
       <w:r>
         <w:rPr>
-          <w:rFonts w:ascii="Times New Roman" w:eastAsia="Times New Roman" w:hAnsi="Times New Roman" w:cs="Times New Roman"/>
-          <w:sz w:val="24"/>
-          <w:szCs w:val="24"/>
+          <w:rFonts w:ascii="Times New Roman" w:hAnsi="Times New Roman"/>
+          <w:sz w:val="24"/>
           <w:u w:val="single"/>
-          <w:lang w:val="ru-MD"/>
-        </w:rPr>
-        <w:t>Коли ти, Господи, зважатимеш на беззаконня,* т</w:t>
-      </w:r>
-      <w:r>
-        <w:rPr>
-          <w:rFonts w:ascii="Times New Roman" w:eastAsia="Times New Roman" w:hAnsi="Times New Roman" w:cs="Times New Roman"/>
-          <w:sz w:val="24"/>
-          <w:szCs w:val="24"/>
+        </w:rPr>
+        <w:t>За́для</w:t>
+      </w:r>
+      <w:r>
+        <w:rPr>
+          <w:rFonts w:ascii="Times New Roman" w:hAnsi="Times New Roman"/>
+          <w:sz w:val="24"/>
           <w:u w:val="single"/>
-          <w:lang w:val="ru-MD"/>
-        </w:rPr>
-        <w:t>о хто встоїться, Господи, та в тебе є прощення.</w:t>
-      </w:r>
-    </w:p>
-    <w:p>
-      <w:pPr>
-        <w:spacing w:after="120" w:line="240" w:lineRule="auto"/>
-        <w:jc w:val="both"/>
-        <w:rPr>
-          <w:rFonts w:ascii="Times New Roman" w:eastAsia="Times New Roman" w:hAnsi="Times New Roman" w:cs="Times New Roman"/>
-          <w:sz w:val="24"/>
-          <w:szCs w:val="24"/>
-          <w:lang w:val="ru-MD"/>
-        </w:rPr>
-      </w:pPr>
-      <w:r>
-        <w:rPr>
-          <w:rFonts w:ascii="Times New Roman" w:eastAsia="Times New Roman" w:hAnsi="Times New Roman" w:cs="Times New Roman"/>
-          <w:i/>
-          <w:color w:val="FF0000"/>
-          <w:sz w:val="24"/>
-          <w:szCs w:val="24"/>
-          <w:lang w:val="ru-MD"/>
-        </w:rPr>
-        <w:t>(г. 4, подібний: Як хороброго):</w:t>
-      </w:r>
-      <w:r>
-        <w:rPr>
-          <w:rFonts w:ascii="Times New Roman" w:eastAsia="Times New Roman" w:hAnsi="Times New Roman" w:cs="Times New Roman"/>
-          <w:sz w:val="24"/>
-          <w:szCs w:val="24"/>
-          <w:lang w:val="ru-MD"/>
         </w:rPr>
         <w:t xml:space="preserve"> </w:t>
       </w:r>
       <w:r>
         <w:rPr>
+          <w:rFonts w:ascii="Times New Roman" w:hAnsi="Times New Roman"/>
+          <w:sz w:val="24"/>
+          <w:u w:val="single"/>
+        </w:rPr>
+        <w:t>І́мени</w:t>
+      </w:r>
+      <w:r>
+        <w:rPr>
+          <w:rFonts w:ascii="Times New Roman" w:hAnsi="Times New Roman"/>
+          <w:sz w:val="24"/>
+          <w:u w:val="single"/>
+        </w:rPr>
+        <w:t xml:space="preserve"> </w:t>
+      </w:r>
+      <w:r>
+        <w:rPr>
+          <w:rFonts w:ascii="Times New Roman" w:hAnsi="Times New Roman"/>
+          <w:sz w:val="24"/>
+          <w:u w:val="single"/>
+        </w:rPr>
+        <w:t>Твого́</w:t>
+      </w:r>
+      <w:r>
+        <w:rPr>
+          <w:rFonts w:ascii="Times New Roman" w:hAnsi="Times New Roman"/>
+          <w:sz w:val="24"/>
+          <w:u w:val="single"/>
+        </w:rPr>
+        <w:t xml:space="preserve"> </w:t>
+      </w:r>
+      <w:r>
+        <w:rPr>
+          <w:rFonts w:ascii="Times New Roman" w:hAnsi="Times New Roman"/>
+          <w:sz w:val="24"/>
+          <w:u w:val="single"/>
+        </w:rPr>
+        <w:t>наді́юсь</w:t>
+      </w:r>
+      <w:r>
+        <w:rPr>
+          <w:rFonts w:ascii="Times New Roman" w:hAnsi="Times New Roman"/>
+          <w:sz w:val="24"/>
+          <w:u w:val="single"/>
+        </w:rPr>
+        <w:t xml:space="preserve"> </w:t>
+      </w:r>
+      <w:r>
+        <w:rPr>
+          <w:rFonts w:ascii="Times New Roman" w:hAnsi="Times New Roman"/>
+          <w:sz w:val="24"/>
+          <w:u w:val="single"/>
+        </w:rPr>
+        <w:t>на</w:t>
+      </w:r>
+      <w:r>
+        <w:rPr>
+          <w:rFonts w:ascii="Times New Roman" w:hAnsi="Times New Roman"/>
+          <w:sz w:val="24"/>
+          <w:u w:val="single"/>
+        </w:rPr>
+        <w:t xml:space="preserve"> </w:t>
+      </w:r>
+      <w:r>
+        <w:rPr>
+          <w:rFonts w:ascii="Times New Roman" w:hAnsi="Times New Roman"/>
+          <w:sz w:val="24"/>
+          <w:u w:val="single"/>
+        </w:rPr>
+        <w:t>Те́бе,</w:t>
+      </w:r>
+      <w:r>
+        <w:rPr>
+          <w:rFonts w:ascii="Times New Roman" w:hAnsi="Times New Roman"/>
+          <w:sz w:val="24"/>
+          <w:u w:val="single"/>
+        </w:rPr>
+        <w:t xml:space="preserve"> </w:t>
+      </w:r>
+      <w:r>
+        <w:rPr>
+          <w:rFonts w:ascii="Times New Roman" w:hAnsi="Times New Roman"/>
+          <w:sz w:val="24"/>
+          <w:u w:val="single"/>
+        </w:rPr>
+        <w:t>Го́споди,</w:t>
+      </w:r>
+      <w:r>
+        <w:rPr>
+          <w:rFonts w:ascii="Times New Roman" w:hAnsi="Times New Roman"/>
+          <w:sz w:val="24"/>
+          <w:u w:val="single"/>
+        </w:rPr>
+        <w:t xml:space="preserve"> </w:t>
+      </w:r>
+      <w:r>
+        <w:rPr>
+          <w:rFonts w:ascii="Times New Roman" w:hAnsi="Times New Roman"/>
+          <w:sz w:val="24"/>
+          <w:u w:val="single"/>
+        </w:rPr>
+        <w:t>наді́ється</w:t>
+      </w:r>
+      <w:r>
+        <w:rPr>
+          <w:rFonts w:ascii="Times New Roman" w:hAnsi="Times New Roman"/>
+          <w:sz w:val="24"/>
+          <w:u w:val="single"/>
+        </w:rPr>
+        <w:t xml:space="preserve"> </w:t>
+      </w:r>
+      <w:r>
+        <w:rPr>
+          <w:rFonts w:ascii="Times New Roman" w:hAnsi="Times New Roman"/>
+          <w:sz w:val="24"/>
+          <w:u w:val="single"/>
+        </w:rPr>
+        <w:t>душа́</w:t>
+      </w:r>
+      <w:r>
+        <w:rPr>
+          <w:rFonts w:ascii="Times New Roman" w:hAnsi="Times New Roman"/>
+          <w:sz w:val="24"/>
+          <w:u w:val="single"/>
+        </w:rPr>
+        <w:t xml:space="preserve"> </w:t>
+      </w:r>
+      <w:r>
+        <w:rPr>
+          <w:rFonts w:ascii="Times New Roman" w:hAnsi="Times New Roman"/>
+          <w:sz w:val="24"/>
+          <w:u w:val="single"/>
+        </w:rPr>
+        <w:t>моя́</w:t>
+      </w:r>
+      <w:r>
+        <w:rPr>
+          <w:rFonts w:ascii="Times New Roman" w:hAnsi="Times New Roman"/>
+          <w:sz w:val="24"/>
+          <w:u w:val="single"/>
+        </w:rPr>
+        <w:t xml:space="preserve"> </w:t>
+      </w:r>
+      <w:r>
+        <w:rPr>
+          <w:rFonts w:ascii="Times New Roman" w:hAnsi="Times New Roman"/>
+          <w:sz w:val="24"/>
+          <w:u w:val="single"/>
+        </w:rPr>
+        <w:t>на</w:t>
+      </w:r>
+      <w:r>
+        <w:rPr>
+          <w:rFonts w:ascii="Times New Roman" w:hAnsi="Times New Roman"/>
+          <w:sz w:val="24"/>
+          <w:u w:val="single"/>
+        </w:rPr>
+        <w:t xml:space="preserve"> </w:t>
+      </w:r>
+      <w:r>
+        <w:rPr>
+          <w:rFonts w:ascii="Times New Roman" w:hAnsi="Times New Roman"/>
+          <w:sz w:val="24"/>
+          <w:u w:val="single"/>
+        </w:rPr>
+        <w:t>сло́во</w:t>
+      </w:r>
+      <w:r>
+        <w:rPr>
+          <w:rFonts w:ascii="Times New Roman" w:hAnsi="Times New Roman"/>
+          <w:sz w:val="24"/>
+          <w:u w:val="single"/>
+        </w:rPr>
+        <w:t xml:space="preserve"> </w:t>
+      </w:r>
+      <w:r>
+        <w:rPr>
+          <w:rFonts w:ascii="Times New Roman" w:hAnsi="Times New Roman"/>
+          <w:sz w:val="24"/>
+          <w:u w:val="single"/>
+        </w:rPr>
+        <w:t>Твоє́;*</w:t>
+      </w:r>
+      <w:r>
+        <w:rPr>
+          <w:rFonts w:ascii="Times New Roman" w:hAnsi="Times New Roman"/>
+          <w:sz w:val="24"/>
+          <w:u w:val="single"/>
+        </w:rPr>
+        <w:t xml:space="preserve"> </w:t>
+      </w:r>
+      <w:r>
+        <w:rPr>
+          <w:rFonts w:ascii="Times New Roman" w:hAnsi="Times New Roman"/>
+          <w:sz w:val="24"/>
+          <w:u w:val="single"/>
+        </w:rPr>
+        <w:t>наді́ється</w:t>
+      </w:r>
+      <w:r>
+        <w:rPr>
+          <w:rFonts w:ascii="Times New Roman" w:hAnsi="Times New Roman"/>
+          <w:sz w:val="24"/>
+          <w:u w:val="single"/>
+        </w:rPr>
+        <w:t xml:space="preserve"> </w:t>
+      </w:r>
+      <w:r>
+        <w:rPr>
+          <w:rFonts w:ascii="Times New Roman" w:hAnsi="Times New Roman"/>
+          <w:sz w:val="24"/>
+          <w:u w:val="single"/>
+        </w:rPr>
+        <w:t>душа́</w:t>
+      </w:r>
+      <w:r>
+        <w:rPr>
+          <w:rFonts w:ascii="Times New Roman" w:hAnsi="Times New Roman"/>
+          <w:sz w:val="24"/>
+          <w:u w:val="single"/>
+        </w:rPr>
+        <w:t xml:space="preserve"> </w:t>
+      </w:r>
+      <w:r>
+        <w:rPr>
+          <w:rFonts w:ascii="Times New Roman" w:hAnsi="Times New Roman"/>
+          <w:sz w:val="24"/>
+          <w:u w:val="single"/>
+        </w:rPr>
+        <w:t>моя́</w:t>
+      </w:r>
+      <w:r>
+        <w:rPr>
+          <w:rFonts w:ascii="Times New Roman" w:hAnsi="Times New Roman"/>
+          <w:sz w:val="24"/>
+          <w:u w:val="single"/>
+        </w:rPr>
+        <w:t xml:space="preserve"> </w:t>
+      </w:r>
+      <w:r>
+        <w:rPr>
+          <w:rFonts w:ascii="Times New Roman" w:hAnsi="Times New Roman"/>
+          <w:sz w:val="24"/>
+          <w:u w:val="single"/>
+        </w:rPr>
+        <w:t>на</w:t>
+      </w:r>
+      <w:r>
+        <w:rPr>
+          <w:rFonts w:ascii="Times New Roman" w:hAnsi="Times New Roman"/>
+          <w:sz w:val="24"/>
+          <w:u w:val="single"/>
+        </w:rPr>
+        <w:t xml:space="preserve"> </w:t>
+      </w:r>
+      <w:r>
+        <w:rPr>
+          <w:rFonts w:ascii="Times New Roman" w:hAnsi="Times New Roman"/>
+          <w:sz w:val="24"/>
+          <w:u w:val="single"/>
+        </w:rPr>
+        <w:t>Го́спода.</w:t>
+      </w:r>
+    </w:p>
+    <w:p>
+      <w:pPr>
+        <w:spacing w:after="120" w:line="240" w:lineRule="auto"/>
+        <w:jc w:val="both"/>
+        <w:rPr>
+          <w:rFonts w:ascii="Times New Roman" w:eastAsia="Times New Roman" w:hAnsi="Times New Roman" w:cs="Times New Roman"/>
+          <w:sz w:val="24"/>
+          <w:szCs w:val="24"/>
+          <w:lang w:val="ru-MD"/>
+        </w:rPr>
+      </w:pPr>
+      <w:r>
+        <w:rPr>
           <w:rFonts w:ascii="Times New Roman" w:eastAsia="Times New Roman" w:hAnsi="Times New Roman" w:cs="Times New Roman"/>
           <w:color w:val="000000"/>
           <w:sz w:val="24"/>
           <w:szCs w:val="24"/>
           <w:lang w:val="ru-MD"/>
         </w:rPr>
-        <w:t>Скарб прихо́ваний шука́ючи,</w:t>
+        <w:t>Царя́ позачасо́вого,</w:t>
       </w:r>
       <w:r>
         <w:rPr>
@@ -4750,7 +5428,7 @@
           <w:szCs w:val="24"/>
           <w:lang w:val="ru-MD"/>
         </w:rPr>
-        <w:t xml:space="preserve"> беззако́нний заколо́в сього́дні беззло́бних діте́й;</w:t>
+        <w:t xml:space="preserve"> що підвла́дний ча́сові став,</w:t>
       </w:r>
       <w:r>
         <w:rPr>
@@ -4769,7 +5447,7 @@
           <w:szCs w:val="24"/>
           <w:lang w:val="ru-MD"/>
         </w:rPr>
-        <w:t xml:space="preserve"> і Рахи́ль безуті́шною ста́ла,</w:t>
+        <w:t xml:space="preserve"> цар беззако́нний шука́в, щоб уби́ти,</w:t>
       </w:r>
       <w:r>
         <w:rPr>
@@ -4788,7 +5466,7 @@
           <w:szCs w:val="24"/>
           <w:lang w:val="ru-MD"/>
         </w:rPr>
-        <w:t xml:space="preserve"> спогляда́ючи непра́ведне зако́лення</w:t>
+        <w:t xml:space="preserve"> і, не знайшо́вши,</w:t>
       </w:r>
       <w:r>
         <w:rPr>
@@ -4807,7 +5485,7 @@
           <w:szCs w:val="24"/>
           <w:lang w:val="ru-MD"/>
         </w:rPr>
-        <w:t xml:space="preserve"> та передча́сну смерть</w:t>
+        <w:t xml:space="preserve"> пожа́в сніп младе́нців,</w:t>
       </w:r>
       <w:r>
         <w:rPr>
@@ -4826,7 +5504,7 @@
           <w:szCs w:val="24"/>
           <w:lang w:val="ru-MD"/>
         </w:rPr>
-        <w:t xml:space="preserve"> тих, кого́ опла́кувала,</w:t>
+        <w:t xml:space="preserve"> які́ не спізна́ли зла;</w:t>
       </w:r>
       <w:r>
         <w:rPr>
@@ -4845,7 +5523,7 @@
           <w:szCs w:val="24"/>
           <w:lang w:val="ru-MD"/>
         </w:rPr>
-        <w:t xml:space="preserve"> болі́ючи утро́бою.</w:t>
+        <w:t xml:space="preserve"> з них він про́ти во́лі зроби́в му́чеників</w:t>
       </w:r>
       <w:r>
         <w:rPr>
@@ -4864,7 +5542,7 @@
           <w:szCs w:val="24"/>
           <w:lang w:val="ru-MD"/>
         </w:rPr>
-        <w:t xml:space="preserve"> Але́ ба́чачи їх ни́ні на ло́ні Авраа́ма</w:t>
+        <w:t xml:space="preserve"> та громадя́н ви́шнього Ца́рства,</w:t>
       </w:r>
       <w:r>
         <w:rPr>
@@ -4883,51 +5561,230 @@
           <w:szCs w:val="24"/>
           <w:lang w:val="ru-MD"/>
         </w:rPr>
-        <w:t xml:space="preserve"> – весели́ться.</w:t>
-      </w:r>
-    </w:p>
-    <w:p>
-      <w:pPr>
-        <w:spacing w:after="120" w:line="240" w:lineRule="auto"/>
-        <w:jc w:val="both"/>
-        <w:rPr>
-          <w:rFonts w:ascii="Times New Roman" w:eastAsia="Times New Roman" w:hAnsi="Times New Roman" w:cs="Times New Roman"/>
-          <w:sz w:val="24"/>
-          <w:szCs w:val="24"/>
+        <w:t xml:space="preserve"> що во ві́ки його́ безу́мство розві́нчують.</w:t>
+      </w:r>
+    </w:p>
+    <w:p>
+      <w:pPr>
+        <w:spacing w:after="120"/>
+        <w:jc w:val="both"/>
+      </w:pPr>
+      <w:r>
+        <w:rPr>
+          <w:rFonts w:ascii="Times New Roman" w:hAnsi="Times New Roman"/>
+          <w:i/>
+          <w:color w:val="FF0000"/>
+          <w:sz w:val="24"/>
+        </w:rPr>
+        <w:t>Стих:</w:t>
+      </w:r>
+      <w:r>
+        <w:rPr>
+          <w:rFonts w:ascii="Times New Roman" w:hAnsi="Times New Roman"/>
+          <w:i/>
+          <w:sz w:val="24"/>
+        </w:rPr>
+        <w:t xml:space="preserve"> </w:t>
+      </w:r>
+      <w:r>
+        <w:rPr>
+          <w:rFonts w:ascii="Times New Roman" w:hAnsi="Times New Roman"/>
+          <w:sz w:val="24"/>
           <w:u w:val="single"/>
-          <w:lang w:val="ru-MD"/>
-        </w:rPr>
-      </w:pPr>
-      <w:r>
-        <w:rPr>
-          <w:rFonts w:ascii="Times New Roman" w:eastAsia="Times New Roman" w:hAnsi="Times New Roman" w:cs="Times New Roman"/>
-          <w:i/>
-          <w:color w:val="FF0000"/>
-          <w:sz w:val="24"/>
-          <w:szCs w:val="24"/>
-          <w:lang w:val="ru-MD"/>
-        </w:rPr>
-        <w:t xml:space="preserve">Стих: </w:t>
-      </w:r>
-      <w:r>
-        <w:rPr>
-          <w:rFonts w:ascii="Times New Roman" w:eastAsia="Times New Roman" w:hAnsi="Times New Roman" w:cs="Times New Roman"/>
-          <w:sz w:val="24"/>
-          <w:szCs w:val="24"/>
+        </w:rPr>
+        <w:t>Від</w:t>
+      </w:r>
+      <w:r>
+        <w:rPr>
+          <w:rFonts w:ascii="Times New Roman" w:hAnsi="Times New Roman"/>
+          <w:sz w:val="24"/>
           <w:u w:val="single"/>
-          <w:lang w:val="ru-MD"/>
-        </w:rPr>
-        <w:t>Задля імени твого надіюсь на тебе, Господи,* надіється душа моя на слово твоє; надіється</w:t>
-      </w:r>
-      <w:r>
-        <w:rPr>
-          <w:rFonts w:ascii="Times New Roman" w:eastAsia="Times New Roman" w:hAnsi="Times New Roman" w:cs="Times New Roman"/>
-          <w:sz w:val="24"/>
-          <w:szCs w:val="24"/>
+        </w:rPr>
+        <w:t xml:space="preserve"> </w:t>
+      </w:r>
+      <w:r>
+        <w:rPr>
+          <w:rFonts w:ascii="Times New Roman" w:hAnsi="Times New Roman"/>
+          <w:sz w:val="24"/>
           <w:u w:val="single"/>
-          <w:lang w:val="ru-MD"/>
-        </w:rPr>
-        <w:t xml:space="preserve"> душа моя на Господа.</w:t>
+        </w:rPr>
+        <w:t>ра́нньої</w:t>
+      </w:r>
+      <w:r>
+        <w:rPr>
+          <w:rFonts w:ascii="Times New Roman" w:hAnsi="Times New Roman"/>
+          <w:sz w:val="24"/>
+          <w:u w:val="single"/>
+        </w:rPr>
+        <w:t xml:space="preserve"> </w:t>
+      </w:r>
+      <w:r>
+        <w:rPr>
+          <w:rFonts w:ascii="Times New Roman" w:hAnsi="Times New Roman"/>
+          <w:sz w:val="24"/>
+          <w:u w:val="single"/>
+        </w:rPr>
+        <w:t>сторо́жі</w:t>
+      </w:r>
+      <w:r>
+        <w:rPr>
+          <w:rFonts w:ascii="Times New Roman" w:hAnsi="Times New Roman"/>
+          <w:sz w:val="24"/>
+          <w:u w:val="single"/>
+        </w:rPr>
+        <w:t xml:space="preserve"> </w:t>
+      </w:r>
+      <w:r>
+        <w:rPr>
+          <w:rFonts w:ascii="Times New Roman" w:hAnsi="Times New Roman"/>
+          <w:sz w:val="24"/>
+          <w:u w:val="single"/>
+        </w:rPr>
+        <w:t>до</w:t>
+      </w:r>
+      <w:r>
+        <w:rPr>
+          <w:rFonts w:ascii="Times New Roman" w:hAnsi="Times New Roman"/>
+          <w:sz w:val="24"/>
+          <w:u w:val="single"/>
+        </w:rPr>
+        <w:t xml:space="preserve"> </w:t>
+      </w:r>
+      <w:r>
+        <w:rPr>
+          <w:rFonts w:ascii="Times New Roman" w:hAnsi="Times New Roman"/>
+          <w:sz w:val="24"/>
+          <w:u w:val="single"/>
+        </w:rPr>
+        <w:t>но́чі</w:t>
+      </w:r>
+      <w:r>
+        <w:rPr>
+          <w:rFonts w:ascii="Times New Roman" w:hAnsi="Times New Roman"/>
+          <w:sz w:val="24"/>
+          <w:u w:val="single"/>
+        </w:rPr>
+        <w:t xml:space="preserve"> </w:t>
+      </w:r>
+      <w:r>
+        <w:rPr>
+          <w:rFonts w:ascii="Times New Roman" w:hAnsi="Times New Roman"/>
+          <w:sz w:val="24"/>
+          <w:u w:val="single"/>
+        </w:rPr>
+        <w:t>від</w:t>
+      </w:r>
+      <w:r>
+        <w:rPr>
+          <w:rFonts w:ascii="Times New Roman" w:hAnsi="Times New Roman"/>
+          <w:sz w:val="24"/>
+          <w:u w:val="single"/>
+        </w:rPr>
+        <w:t xml:space="preserve"> </w:t>
+      </w:r>
+      <w:r>
+        <w:rPr>
+          <w:rFonts w:ascii="Times New Roman" w:hAnsi="Times New Roman"/>
+          <w:sz w:val="24"/>
+          <w:u w:val="single"/>
+        </w:rPr>
+        <w:t>ра́нньої</w:t>
+      </w:r>
+      <w:r>
+        <w:rPr>
+          <w:rFonts w:ascii="Times New Roman" w:hAnsi="Times New Roman"/>
+          <w:sz w:val="24"/>
+          <w:u w:val="single"/>
+        </w:rPr>
+        <w:t xml:space="preserve"> </w:t>
+      </w:r>
+      <w:r>
+        <w:rPr>
+          <w:rFonts w:ascii="Times New Roman" w:hAnsi="Times New Roman"/>
+          <w:sz w:val="24"/>
+          <w:u w:val="single"/>
+        </w:rPr>
+        <w:t>сторо́жі*</w:t>
+      </w:r>
+      <w:r>
+        <w:rPr>
+          <w:rFonts w:ascii="Times New Roman" w:hAnsi="Times New Roman"/>
+          <w:sz w:val="24"/>
+          <w:u w:val="single"/>
+        </w:rPr>
+        <w:t xml:space="preserve"> </w:t>
+      </w:r>
+      <w:r>
+        <w:rPr>
+          <w:rFonts w:ascii="Times New Roman" w:hAnsi="Times New Roman"/>
+          <w:sz w:val="24"/>
+          <w:u w:val="single"/>
+        </w:rPr>
+        <w:t>неха́й</w:t>
+      </w:r>
+      <w:r>
+        <w:rPr>
+          <w:rFonts w:ascii="Times New Roman" w:hAnsi="Times New Roman"/>
+          <w:sz w:val="24"/>
+          <w:u w:val="single"/>
+        </w:rPr>
+        <w:t xml:space="preserve"> </w:t>
+      </w:r>
+      <w:r>
+        <w:rPr>
+          <w:rFonts w:ascii="Times New Roman" w:hAnsi="Times New Roman"/>
+          <w:sz w:val="24"/>
+          <w:u w:val="single"/>
+        </w:rPr>
+        <w:t>упова́є</w:t>
+      </w:r>
+      <w:r>
+        <w:rPr>
+          <w:rFonts w:ascii="Times New Roman" w:hAnsi="Times New Roman"/>
+          <w:sz w:val="24"/>
+          <w:u w:val="single"/>
+        </w:rPr>
+        <w:t xml:space="preserve"> </w:t>
+      </w:r>
+      <w:r>
+        <w:rPr>
+          <w:rFonts w:ascii="Times New Roman" w:hAnsi="Times New Roman"/>
+          <w:sz w:val="24"/>
+          <w:u w:val="single"/>
+        </w:rPr>
+        <w:t>Ізра́їль</w:t>
+      </w:r>
+      <w:r>
+        <w:rPr>
+          <w:rFonts w:ascii="Times New Roman" w:hAnsi="Times New Roman"/>
+          <w:sz w:val="24"/>
+          <w:u w:val="single"/>
+        </w:rPr>
+        <w:t xml:space="preserve"> </w:t>
+      </w:r>
+      <w:r>
+        <w:rPr>
+          <w:rFonts w:ascii="Times New Roman" w:hAnsi="Times New Roman"/>
+          <w:sz w:val="24"/>
+          <w:u w:val="single"/>
+        </w:rPr>
+        <w:t>на</w:t>
+      </w:r>
+      <w:r>
+        <w:rPr>
+          <w:rFonts w:ascii="Times New Roman" w:hAnsi="Times New Roman"/>
+          <w:sz w:val="24"/>
+          <w:u w:val="single"/>
+        </w:rPr>
+        <w:t xml:space="preserve"> </w:t>
+      </w:r>
+      <w:r>
+        <w:rPr>
+          <w:rFonts w:ascii="Times New Roman" w:hAnsi="Times New Roman"/>
+          <w:sz w:val="24"/>
+          <w:u w:val="single"/>
+        </w:rPr>
+        <w:t>Го́спода.</w:t>
       </w:r>
     </w:p>
     <w:p>
@@ -4949,7 +5806,7 @@
           <w:szCs w:val="24"/>
           <w:lang w:val="ru-MD"/>
         </w:rPr>
-        <w:t>Царя́ позачасо́вого,</w:t>
+        <w:t>Коли́ від Ді́ви</w:t>
       </w:r>
       <w:r>
         <w:rPr>
@@ -4968,7 +5825,7 @@
           <w:szCs w:val="24"/>
           <w:lang w:val="ru-MD"/>
         </w:rPr>
-        <w:t xml:space="preserve"> що підвла́дний ча́сові став,</w:t>
+        <w:t xml:space="preserve"> народи́вся Ти, предві́чний Го́споди,</w:t>
       </w:r>
       <w:r>
         <w:rPr>
@@ -4987,7 +5844,7 @@
           <w:szCs w:val="24"/>
           <w:lang w:val="ru-MD"/>
         </w:rPr>
-        <w:t xml:space="preserve"> цар беззако́нний шука́в, щоб уби́ти,</w:t>
+        <w:t xml:space="preserve"> і по бла́гості младе́нцем став,</w:t>
       </w:r>
       <w:r>
         <w:rPr>
@@ -5006,7 +5863,17 @@
           <w:szCs w:val="24"/>
           <w:lang w:val="ru-MD"/>
         </w:rPr>
-        <w:t xml:space="preserve"> і, не знайшо́вши,</w:t>
+        <w:t xml:space="preserve"> хор младе́нців був до Те́бе приве́де</w:t>
+      </w:r>
+      <w:r>
+        <w:rPr>
+          <w:rFonts w:ascii="Times New Roman" w:eastAsia="Times New Roman" w:hAnsi="Times New Roman" w:cs="Times New Roman"/>
+          <w:color w:val="000000"/>
+          <w:sz w:val="24"/>
+          <w:szCs w:val="24"/>
+          <w:lang w:val="ru-MD"/>
+        </w:rPr>
+        <w:t>ний у му́ченицькій кро́ві,</w:t>
       </w:r>
       <w:r>
         <w:rPr>
@@ -5025,7 +5892,7 @@
           <w:szCs w:val="24"/>
           <w:lang w:val="ru-MD"/>
         </w:rPr>
-        <w:t xml:space="preserve"> пожа́в сніп младе́нців,</w:t>
+        <w:t xml:space="preserve"> незаплямо́вані ду́ші,</w:t>
       </w:r>
       <w:r>
         <w:rPr>
@@ -5044,7 +5911,7 @@
           <w:szCs w:val="24"/>
           <w:lang w:val="ru-MD"/>
         </w:rPr>
-        <w:t xml:space="preserve"> які́ не спізна́ли зла;</w:t>
+        <w:t xml:space="preserve"> просві́чені всіє́ю пра́ведністю,</w:t>
       </w:r>
       <w:r>
         <w:rPr>
@@ -5063,7 +5930,7 @@
           <w:szCs w:val="24"/>
           <w:lang w:val="ru-MD"/>
         </w:rPr>
-        <w:t xml:space="preserve"> з них він про́ти во́лі зроби́в му́чеників</w:t>
+        <w:t xml:space="preserve"> які́ осели́в Ти в оби́телях ві́чного життя́,</w:t>
       </w:r>
       <w:r>
         <w:rPr>
@@ -5082,7 +5949,7 @@
           <w:szCs w:val="24"/>
           <w:lang w:val="ru-MD"/>
         </w:rPr>
-        <w:t xml:space="preserve"> та громадя́н ви́шнього Ца́рства,</w:t>
+        <w:t xml:space="preserve"> І́рода оска́ржуючи зло́бу</w:t>
       </w:r>
       <w:r>
         <w:rPr>
@@ -5101,457 +5968,565 @@
           <w:szCs w:val="24"/>
           <w:lang w:val="ru-MD"/>
         </w:rPr>
-        <w:t xml:space="preserve"> що во ві́ки його́ безу́мство розві́нчують.</w:t>
-      </w:r>
-    </w:p>
-    <w:p>
-      <w:pPr>
-        <w:spacing w:after="120" w:line="240" w:lineRule="auto"/>
-        <w:jc w:val="both"/>
-        <w:rPr>
-          <w:rFonts w:ascii="Times New Roman" w:eastAsia="Times New Roman" w:hAnsi="Times New Roman" w:cs="Times New Roman"/>
-          <w:sz w:val="24"/>
-          <w:szCs w:val="24"/>
+        <w:t xml:space="preserve"> та жорсто́ке безу́мство.</w:t>
+      </w:r>
+    </w:p>
+    <w:p>
+      <w:pPr>
+        <w:spacing w:after="120"/>
+        <w:jc w:val="both"/>
+      </w:pPr>
+      <w:r>
+        <w:rPr>
+          <w:rFonts w:ascii="Times New Roman" w:hAnsi="Times New Roman"/>
+          <w:i/>
+          <w:color w:val="FF0000"/>
+          <w:sz w:val="24"/>
+        </w:rPr>
+        <w:t>Стих:</w:t>
+      </w:r>
+      <w:r>
+        <w:rPr>
+          <w:rFonts w:ascii="Times New Roman" w:hAnsi="Times New Roman"/>
+          <w:i/>
+          <w:sz w:val="24"/>
+        </w:rPr>
+        <w:t xml:space="preserve"> </w:t>
+      </w:r>
+      <w:r>
+        <w:rPr>
+          <w:rFonts w:ascii="Times New Roman" w:hAnsi="Times New Roman"/>
+          <w:sz w:val="24"/>
           <w:u w:val="single"/>
-          <w:lang w:val="ru-MD"/>
-        </w:rPr>
-      </w:pPr>
-      <w:r>
-        <w:rPr>
-          <w:rFonts w:ascii="Times New Roman" w:eastAsia="Times New Roman" w:hAnsi="Times New Roman" w:cs="Times New Roman"/>
-          <w:i/>
-          <w:color w:val="FF0000"/>
-          <w:sz w:val="24"/>
-          <w:szCs w:val="24"/>
-          <w:lang w:val="ru-MD"/>
+        </w:rPr>
+        <w:t>Бо</w:t>
+      </w:r>
+      <w:r>
+        <w:rPr>
+          <w:rFonts w:ascii="Times New Roman" w:hAnsi="Times New Roman"/>
+          <w:sz w:val="24"/>
+          <w:u w:val="single"/>
+        </w:rPr>
+        <w:t xml:space="preserve"> </w:t>
+      </w:r>
+      <w:r>
+        <w:rPr>
+          <w:rFonts w:ascii="Times New Roman" w:hAnsi="Times New Roman"/>
+          <w:sz w:val="24"/>
+          <w:u w:val="single"/>
+        </w:rPr>
+        <w:t>в</w:t>
+      </w:r>
+      <w:r>
+        <w:rPr>
+          <w:rFonts w:ascii="Times New Roman" w:hAnsi="Times New Roman"/>
+          <w:sz w:val="24"/>
+          <w:u w:val="single"/>
+        </w:rPr>
+        <w:t xml:space="preserve"> </w:t>
+      </w:r>
+      <w:r>
+        <w:rPr>
+          <w:rFonts w:ascii="Times New Roman" w:hAnsi="Times New Roman"/>
+          <w:sz w:val="24"/>
+          <w:u w:val="single"/>
+        </w:rPr>
+        <w:t>Го́спода</w:t>
+      </w:r>
+      <w:r>
+        <w:rPr>
+          <w:rFonts w:ascii="Times New Roman" w:hAnsi="Times New Roman"/>
+          <w:sz w:val="24"/>
+          <w:u w:val="single"/>
+        </w:rPr>
+        <w:t xml:space="preserve"> </w:t>
+      </w:r>
+      <w:r>
+        <w:rPr>
+          <w:rFonts w:ascii="Times New Roman" w:hAnsi="Times New Roman"/>
+          <w:sz w:val="24"/>
+          <w:u w:val="single"/>
+        </w:rPr>
+        <w:t>ми́лість</w:t>
+      </w:r>
+      <w:r>
+        <w:rPr>
+          <w:rFonts w:ascii="Times New Roman" w:hAnsi="Times New Roman"/>
+          <w:sz w:val="24"/>
+          <w:u w:val="single"/>
+        </w:rPr>
+        <w:t xml:space="preserve"> </w:t>
+      </w:r>
+      <w:r>
+        <w:rPr>
+          <w:rFonts w:ascii="Times New Roman" w:hAnsi="Times New Roman"/>
+          <w:sz w:val="24"/>
+          <w:u w:val="single"/>
+        </w:rPr>
+        <w:t>і</w:t>
+      </w:r>
+      <w:r>
+        <w:rPr>
+          <w:rFonts w:ascii="Times New Roman" w:hAnsi="Times New Roman"/>
+          <w:sz w:val="24"/>
+          <w:u w:val="single"/>
+        </w:rPr>
+        <w:t xml:space="preserve"> </w:t>
+      </w:r>
+      <w:r>
+        <w:rPr>
+          <w:rFonts w:ascii="Times New Roman" w:hAnsi="Times New Roman"/>
+          <w:sz w:val="24"/>
+          <w:u w:val="single"/>
+        </w:rPr>
+        <w:t>відку́плення</w:t>
+      </w:r>
+      <w:r>
+        <w:rPr>
+          <w:rFonts w:ascii="Times New Roman" w:hAnsi="Times New Roman"/>
+          <w:sz w:val="24"/>
+          <w:u w:val="single"/>
+        </w:rPr>
+        <w:t xml:space="preserve"> </w:t>
+      </w:r>
+      <w:r>
+        <w:rPr>
+          <w:rFonts w:ascii="Times New Roman" w:hAnsi="Times New Roman"/>
+          <w:sz w:val="24"/>
+          <w:u w:val="single"/>
+        </w:rPr>
+        <w:t>вели́ке</w:t>
+      </w:r>
+      <w:r>
+        <w:rPr>
+          <w:rFonts w:ascii="Times New Roman" w:hAnsi="Times New Roman"/>
+          <w:sz w:val="24"/>
+          <w:u w:val="single"/>
+        </w:rPr>
+        <w:t xml:space="preserve"> </w:t>
+      </w:r>
+      <w:r>
+        <w:rPr>
+          <w:rFonts w:ascii="Times New Roman" w:hAnsi="Times New Roman"/>
+          <w:sz w:val="24"/>
+          <w:u w:val="single"/>
+        </w:rPr>
+        <w:t>в</w:t>
+      </w:r>
+      <w:r>
+        <w:rPr>
+          <w:rFonts w:ascii="Times New Roman" w:hAnsi="Times New Roman"/>
+          <w:sz w:val="24"/>
+          <w:u w:val="single"/>
+        </w:rPr>
+        <w:t xml:space="preserve"> </w:t>
+      </w:r>
+      <w:r>
+        <w:rPr>
+          <w:rFonts w:ascii="Times New Roman" w:hAnsi="Times New Roman"/>
+          <w:sz w:val="24"/>
+          <w:u w:val="single"/>
+        </w:rPr>
+        <w:t>Ньо́го;*</w:t>
+      </w:r>
+      <w:r>
+        <w:rPr>
+          <w:rFonts w:ascii="Times New Roman" w:hAnsi="Times New Roman"/>
+          <w:sz w:val="24"/>
+          <w:u w:val="single"/>
+        </w:rPr>
+        <w:t xml:space="preserve"> </w:t>
+      </w:r>
+      <w:r>
+        <w:rPr>
+          <w:rFonts w:ascii="Times New Roman" w:hAnsi="Times New Roman"/>
+          <w:sz w:val="24"/>
+          <w:u w:val="single"/>
+        </w:rPr>
+        <w:t>Він</w:t>
+      </w:r>
+      <w:r>
+        <w:rPr>
+          <w:rFonts w:ascii="Times New Roman" w:hAnsi="Times New Roman"/>
+          <w:sz w:val="24"/>
+          <w:u w:val="single"/>
+        </w:rPr>
+        <w:t xml:space="preserve"> </w:t>
+      </w:r>
+      <w:r>
+        <w:rPr>
+          <w:rFonts w:ascii="Times New Roman" w:hAnsi="Times New Roman"/>
+          <w:sz w:val="24"/>
+          <w:u w:val="single"/>
+        </w:rPr>
+        <w:t>ви́зволить</w:t>
+      </w:r>
+      <w:r>
+        <w:rPr>
+          <w:rFonts w:ascii="Times New Roman" w:hAnsi="Times New Roman"/>
+          <w:sz w:val="24"/>
+          <w:u w:val="single"/>
+        </w:rPr>
+        <w:t xml:space="preserve"> </w:t>
+      </w:r>
+      <w:r>
+        <w:rPr>
+          <w:rFonts w:ascii="Times New Roman" w:hAnsi="Times New Roman"/>
+          <w:sz w:val="24"/>
+          <w:u w:val="single"/>
+        </w:rPr>
+        <w:t>Ізра́їля</w:t>
+      </w:r>
+      <w:r>
+        <w:rPr>
+          <w:rFonts w:ascii="Times New Roman" w:hAnsi="Times New Roman"/>
+          <w:sz w:val="24"/>
+          <w:u w:val="single"/>
+        </w:rPr>
+        <w:t xml:space="preserve"> </w:t>
+      </w:r>
+      <w:r>
+        <w:rPr>
+          <w:rFonts w:ascii="Times New Roman" w:hAnsi="Times New Roman"/>
+          <w:sz w:val="24"/>
+          <w:u w:val="single"/>
+        </w:rPr>
+        <w:t>від</w:t>
+      </w:r>
+      <w:r>
+        <w:rPr>
+          <w:rFonts w:ascii="Times New Roman" w:hAnsi="Times New Roman"/>
+          <w:sz w:val="24"/>
+          <w:u w:val="single"/>
+        </w:rPr>
+        <w:t xml:space="preserve"> </w:t>
+      </w:r>
+      <w:r>
+        <w:rPr>
+          <w:rFonts w:ascii="Times New Roman" w:hAnsi="Times New Roman"/>
+          <w:sz w:val="24"/>
+          <w:u w:val="single"/>
+        </w:rPr>
+        <w:t>усьо́го</w:t>
+      </w:r>
+      <w:r>
+        <w:rPr>
+          <w:rFonts w:ascii="Times New Roman" w:hAnsi="Times New Roman"/>
+          <w:sz w:val="24"/>
+          <w:u w:val="single"/>
+        </w:rPr>
+        <w:t xml:space="preserve"> </w:t>
+      </w:r>
+      <w:r>
+        <w:rPr>
+          <w:rFonts w:ascii="Times New Roman" w:hAnsi="Times New Roman"/>
+          <w:sz w:val="24"/>
+          <w:u w:val="single"/>
+        </w:rPr>
+        <w:t>беззако́ння</w:t>
+      </w:r>
+      <w:r>
+        <w:rPr>
+          <w:rFonts w:ascii="Times New Roman" w:hAnsi="Times New Roman"/>
+          <w:sz w:val="24"/>
+          <w:u w:val="single"/>
+        </w:rPr>
+        <w:t xml:space="preserve"> </w:t>
+      </w:r>
+      <w:r>
+        <w:rPr>
+          <w:rFonts w:ascii="Times New Roman" w:hAnsi="Times New Roman"/>
+          <w:sz w:val="24"/>
+          <w:u w:val="single"/>
+        </w:rPr>
+        <w:t>його́.</w:t>
+      </w:r>
+    </w:p>
+    <w:p>
+      <w:pPr>
+        <w:spacing w:after="120" w:line="240" w:lineRule="auto"/>
+        <w:jc w:val="both"/>
+        <w:rPr>
+          <w:rFonts w:ascii="Times New Roman" w:eastAsia="Times New Roman" w:hAnsi="Times New Roman" w:cs="Times New Roman"/>
+          <w:sz w:val="24"/>
+          <w:szCs w:val="24"/>
+          <w:lang w:val="ru-MD"/>
+        </w:rPr>
+      </w:pPr>
+      <w:r>
+        <w:rPr>
+          <w:rFonts w:ascii="Times New Roman" w:eastAsia="Times New Roman" w:hAnsi="Times New Roman" w:cs="Times New Roman"/>
+          <w:i/>
+          <w:color w:val="FF0000"/>
+          <w:sz w:val="24"/>
+          <w:szCs w:val="24"/>
+          <w:lang w:val="ru-MD"/>
+        </w:rPr>
+        <w:t>(г.</w:t>
+      </w:r>
+      <w:r>
+        <w:rPr>
+          <w:rFonts w:ascii="Times New Roman" w:eastAsia="Times New Roman" w:hAnsi="Times New Roman" w:cs="Times New Roman"/>
+          <w:i/>
+          <w:color w:val="FF0000"/>
+          <w:sz w:val="24"/>
+          <w:szCs w:val="24"/>
+        </w:rPr>
+        <w:t xml:space="preserve"> </w:t>
+      </w:r>
+      <w:r>
+        <w:rPr>
+          <w:rFonts w:ascii="Times New Roman" w:eastAsia="Times New Roman" w:hAnsi="Times New Roman" w:cs="Times New Roman"/>
+          <w:i/>
+          <w:color w:val="FF0000"/>
+          <w:sz w:val="24"/>
+          <w:szCs w:val="24"/>
+          <w:lang w:val="ru-MD"/>
+        </w:rPr>
+        <w:t>1):</w:t>
+      </w:r>
+      <w:r>
+        <w:rPr>
+          <w:rFonts w:ascii="Times New Roman" w:eastAsia="Times New Roman" w:hAnsi="Times New Roman" w:cs="Times New Roman"/>
+          <w:sz w:val="24"/>
+          <w:szCs w:val="24"/>
+          <w:lang w:val="ru-MD"/>
+        </w:rPr>
+        <w:t xml:space="preserve"> </w:t>
+      </w:r>
+      <w:r>
+        <w:rPr>
+          <w:rFonts w:ascii="Times New Roman" w:eastAsia="Times New Roman" w:hAnsi="Times New Roman" w:cs="Times New Roman"/>
+          <w:color w:val="000000"/>
+          <w:sz w:val="24"/>
+          <w:szCs w:val="24"/>
+          <w:highlight w:val="white"/>
+          <w:lang w:val="ru-MD"/>
+        </w:rPr>
+        <w:t>Богоотця Давида царя прославмо всі,* бо від нього походить жезл</w:t>
+      </w:r>
+      <w:r>
+        <w:rPr>
+          <w:rFonts w:ascii="Times New Roman" w:eastAsia="Times New Roman" w:hAnsi="Times New Roman" w:cs="Times New Roman"/>
+          <w:color w:val="000000"/>
+          <w:sz w:val="24"/>
+          <w:szCs w:val="24"/>
+          <w:highlight w:val="white"/>
+        </w:rPr>
+        <w:t xml:space="preserve"> </w:t>
+      </w:r>
+      <w:r>
+        <w:rPr>
+          <w:rFonts w:ascii="Times New Roman" w:eastAsia="Times New Roman" w:hAnsi="Times New Roman" w:cs="Times New Roman"/>
+          <w:color w:val="000000"/>
+          <w:sz w:val="24"/>
+          <w:szCs w:val="24"/>
+          <w:highlight w:val="white"/>
+          <w:lang w:val="ru-MD"/>
+        </w:rPr>
+        <w:t>— Діва,* з Якої засяяв цвіт</w:t>
+      </w:r>
+      <w:r>
+        <w:rPr>
+          <w:rFonts w:ascii="Times New Roman" w:eastAsia="Times New Roman" w:hAnsi="Times New Roman" w:cs="Times New Roman"/>
+          <w:color w:val="000000"/>
+          <w:sz w:val="24"/>
+          <w:szCs w:val="24"/>
+          <w:highlight w:val="white"/>
+        </w:rPr>
+        <w:t xml:space="preserve"> </w:t>
+      </w:r>
+      <w:r>
+        <w:rPr>
+          <w:rFonts w:ascii="Times New Roman" w:eastAsia="Times New Roman" w:hAnsi="Times New Roman" w:cs="Times New Roman"/>
+          <w:color w:val="000000"/>
+          <w:sz w:val="24"/>
+          <w:szCs w:val="24"/>
+          <w:highlight w:val="white"/>
+          <w:lang w:val="ru-MD"/>
+        </w:rPr>
+        <w:t>— Христос,* і Адама з Євою з тління визволив* як Милос</w:t>
+      </w:r>
+      <w:r>
+        <w:rPr>
+          <w:rFonts w:ascii="Times New Roman" w:eastAsia="Times New Roman" w:hAnsi="Times New Roman" w:cs="Times New Roman"/>
+          <w:color w:val="000000"/>
+          <w:sz w:val="24"/>
+          <w:szCs w:val="24"/>
+          <w:highlight w:val="white"/>
+          <w:lang w:val="ru-MD"/>
+        </w:rPr>
+        <w:t>ердний.</w:t>
+      </w:r>
+    </w:p>
+    <w:p>
+      <w:pPr>
+        <w:spacing w:after="120" w:line="240" w:lineRule="auto"/>
+        <w:jc w:val="center"/>
+        <w:rPr>
+          <w:rFonts w:ascii="Times New Roman" w:eastAsia="Times New Roman" w:hAnsi="Times New Roman" w:cs="Times New Roman"/>
+          <w:b/>
+          <w:i/>
+          <w:color w:val="FF0000"/>
+          <w:sz w:val="24"/>
+          <w:szCs w:val="24"/>
+          <w:lang w:val="ru-MD"/>
+        </w:rPr>
+      </w:pPr>
+      <w:r>
+        <w:rPr>
+          <w:rFonts w:ascii="Times New Roman" w:eastAsia="Times New Roman" w:hAnsi="Times New Roman" w:cs="Times New Roman"/>
+          <w:b/>
+          <w:i/>
+          <w:color w:val="FF0000"/>
+          <w:sz w:val="24"/>
+          <w:szCs w:val="24"/>
+          <w:lang w:val="ru-MD"/>
+        </w:rPr>
+        <w:t>Псалом 116</w:t>
+      </w:r>
+    </w:p>
+    <w:p>
+      <w:pPr>
+        <w:spacing w:after="120"/>
+        <w:jc w:val="both"/>
+      </w:pPr>
+      <w:r>
+        <w:rPr>
+          <w:rFonts w:ascii="Times New Roman" w:hAnsi="Times New Roman"/>
+          <w:i/>
+          <w:color w:val="FF0000"/>
+          <w:sz w:val="24"/>
         </w:rPr>
         <w:t>Стих:</w:t>
       </w:r>
       <w:r>
         <w:rPr>
-          <w:rFonts w:ascii="Times New Roman" w:eastAsia="Times New Roman" w:hAnsi="Times New Roman" w:cs="Times New Roman"/>
-          <w:i/>
-          <w:sz w:val="24"/>
-          <w:szCs w:val="24"/>
-          <w:lang w:val="ru-MD"/>
+          <w:rFonts w:ascii="Times New Roman" w:hAnsi="Times New Roman"/>
+          <w:i/>
+          <w:sz w:val="24"/>
         </w:rPr>
         <w:t xml:space="preserve"> </w:t>
       </w:r>
       <w:r>
         <w:rPr>
-          <w:rFonts w:ascii="Times New Roman" w:eastAsia="Times New Roman" w:hAnsi="Times New Roman" w:cs="Times New Roman"/>
-          <w:sz w:val="24"/>
-          <w:szCs w:val="24"/>
+          <w:rFonts w:ascii="Times New Roman" w:hAnsi="Times New Roman"/>
+          <w:sz w:val="24"/>
           <w:u w:val="single"/>
-          <w:lang w:val="ru-MD"/>
-        </w:rPr>
-        <w:t>Від ранньої сторожі до ночі* від ранньої сторожі нехай уповає Ізраїль на Господа.</w:t>
-      </w:r>
-    </w:p>
-    <w:p>
-      <w:pPr>
-        <w:spacing w:after="120" w:line="240" w:lineRule="auto"/>
-        <w:jc w:val="both"/>
-        <w:rPr>
-          <w:rFonts w:ascii="Times New Roman" w:eastAsia="Times New Roman" w:hAnsi="Times New Roman" w:cs="Times New Roman"/>
-          <w:sz w:val="24"/>
-          <w:szCs w:val="24"/>
-          <w:lang w:val="ru-MD"/>
-        </w:rPr>
-      </w:pPr>
-      <w:r>
-        <w:rPr>
-          <w:rFonts w:ascii="Times New Roman" w:eastAsia="Times New Roman" w:hAnsi="Times New Roman" w:cs="Times New Roman"/>
-          <w:color w:val="000000"/>
-          <w:sz w:val="24"/>
-          <w:szCs w:val="24"/>
-          <w:lang w:val="ru-MD"/>
-        </w:rPr>
-        <w:t>Коли́ від Ді́ви</w:t>
-      </w:r>
-      <w:r>
-        <w:rPr>
-          <w:rFonts w:ascii="Times New Roman" w:eastAsia="Times New Roman" w:hAnsi="Times New Roman" w:cs="Times New Roman"/>
-          <w:sz w:val="24"/>
-          <w:szCs w:val="24"/>
-          <w:lang w:val="ru-MD"/>
-        </w:rPr>
-        <w:t>*</w:t>
-      </w:r>
-      <w:r>
-        <w:rPr>
-          <w:rFonts w:ascii="Times New Roman" w:eastAsia="Times New Roman" w:hAnsi="Times New Roman" w:cs="Times New Roman"/>
-          <w:color w:val="000000"/>
-          <w:sz w:val="24"/>
-          <w:szCs w:val="24"/>
-          <w:lang w:val="ru-MD"/>
-        </w:rPr>
-        <w:t xml:space="preserve"> народи́вся Ти, предві́чний Го́споди,</w:t>
-      </w:r>
-      <w:r>
-        <w:rPr>
-          <w:rFonts w:ascii="Times New Roman" w:eastAsia="Times New Roman" w:hAnsi="Times New Roman" w:cs="Times New Roman"/>
-          <w:sz w:val="24"/>
-          <w:szCs w:val="24"/>
-          <w:lang w:val="ru-MD"/>
-        </w:rPr>
-        <w:t>*</w:t>
-      </w:r>
-      <w:r>
-        <w:rPr>
-          <w:rFonts w:ascii="Times New Roman" w:eastAsia="Times New Roman" w:hAnsi="Times New Roman" w:cs="Times New Roman"/>
-          <w:color w:val="000000"/>
-          <w:sz w:val="24"/>
-          <w:szCs w:val="24"/>
-          <w:lang w:val="ru-MD"/>
-        </w:rPr>
-        <w:t xml:space="preserve"> і по бла́гості младе́нцем став,</w:t>
-      </w:r>
-      <w:r>
-        <w:rPr>
-          <w:rFonts w:ascii="Times New Roman" w:eastAsia="Times New Roman" w:hAnsi="Times New Roman" w:cs="Times New Roman"/>
-          <w:sz w:val="24"/>
-          <w:szCs w:val="24"/>
-          <w:lang w:val="ru-MD"/>
-        </w:rPr>
-        <w:t>*</w:t>
-      </w:r>
-      <w:r>
-        <w:rPr>
-          <w:rFonts w:ascii="Times New Roman" w:eastAsia="Times New Roman" w:hAnsi="Times New Roman" w:cs="Times New Roman"/>
-          <w:color w:val="000000"/>
-          <w:sz w:val="24"/>
-          <w:szCs w:val="24"/>
-          <w:lang w:val="ru-MD"/>
-        </w:rPr>
-        <w:t xml:space="preserve"> хор младе́нців був до Те́бе приве́де</w:t>
-      </w:r>
-      <w:r>
-        <w:rPr>
-          <w:rFonts w:ascii="Times New Roman" w:eastAsia="Times New Roman" w:hAnsi="Times New Roman" w:cs="Times New Roman"/>
-          <w:color w:val="000000"/>
-          <w:sz w:val="24"/>
-          <w:szCs w:val="24"/>
-          <w:lang w:val="ru-MD"/>
-        </w:rPr>
-        <w:t>ний у му́ченицькій кро́ві,</w:t>
-      </w:r>
-      <w:r>
-        <w:rPr>
-          <w:rFonts w:ascii="Times New Roman" w:eastAsia="Times New Roman" w:hAnsi="Times New Roman" w:cs="Times New Roman"/>
-          <w:sz w:val="24"/>
-          <w:szCs w:val="24"/>
-          <w:lang w:val="ru-MD"/>
-        </w:rPr>
-        <w:t>*</w:t>
-      </w:r>
-      <w:r>
-        <w:rPr>
-          <w:rFonts w:ascii="Times New Roman" w:eastAsia="Times New Roman" w:hAnsi="Times New Roman" w:cs="Times New Roman"/>
-          <w:color w:val="000000"/>
-          <w:sz w:val="24"/>
-          <w:szCs w:val="24"/>
-          <w:lang w:val="ru-MD"/>
-        </w:rPr>
-        <w:t xml:space="preserve"> незаплямо́вані ду́ші,</w:t>
-      </w:r>
-      <w:r>
-        <w:rPr>
-          <w:rFonts w:ascii="Times New Roman" w:eastAsia="Times New Roman" w:hAnsi="Times New Roman" w:cs="Times New Roman"/>
-          <w:sz w:val="24"/>
-          <w:szCs w:val="24"/>
-          <w:lang w:val="ru-MD"/>
-        </w:rPr>
-        <w:t>*</w:t>
-      </w:r>
-      <w:r>
-        <w:rPr>
-          <w:rFonts w:ascii="Times New Roman" w:eastAsia="Times New Roman" w:hAnsi="Times New Roman" w:cs="Times New Roman"/>
-          <w:color w:val="000000"/>
-          <w:sz w:val="24"/>
-          <w:szCs w:val="24"/>
-          <w:lang w:val="ru-MD"/>
-        </w:rPr>
-        <w:t xml:space="preserve"> просві́чені всіє́ю пра́ведністю,</w:t>
-      </w:r>
-      <w:r>
-        <w:rPr>
-          <w:rFonts w:ascii="Times New Roman" w:eastAsia="Times New Roman" w:hAnsi="Times New Roman" w:cs="Times New Roman"/>
-          <w:sz w:val="24"/>
-          <w:szCs w:val="24"/>
-          <w:lang w:val="ru-MD"/>
-        </w:rPr>
-        <w:t>*</w:t>
-      </w:r>
-      <w:r>
-        <w:rPr>
-          <w:rFonts w:ascii="Times New Roman" w:eastAsia="Times New Roman" w:hAnsi="Times New Roman" w:cs="Times New Roman"/>
-          <w:color w:val="000000"/>
-          <w:sz w:val="24"/>
-          <w:szCs w:val="24"/>
-          <w:lang w:val="ru-MD"/>
-        </w:rPr>
-        <w:t xml:space="preserve"> які́ осели́в Ти в оби́телях ві́чного життя́,</w:t>
-      </w:r>
-      <w:r>
-        <w:rPr>
-          <w:rFonts w:ascii="Times New Roman" w:eastAsia="Times New Roman" w:hAnsi="Times New Roman" w:cs="Times New Roman"/>
-          <w:sz w:val="24"/>
-          <w:szCs w:val="24"/>
-          <w:lang w:val="ru-MD"/>
-        </w:rPr>
-        <w:t>*</w:t>
-      </w:r>
-      <w:r>
-        <w:rPr>
-          <w:rFonts w:ascii="Times New Roman" w:eastAsia="Times New Roman" w:hAnsi="Times New Roman" w:cs="Times New Roman"/>
-          <w:color w:val="000000"/>
-          <w:sz w:val="24"/>
-          <w:szCs w:val="24"/>
-          <w:lang w:val="ru-MD"/>
-        </w:rPr>
-        <w:t xml:space="preserve"> І́рода оска́ржуючи зло́бу</w:t>
-      </w:r>
-      <w:r>
-        <w:rPr>
-          <w:rFonts w:ascii="Times New Roman" w:eastAsia="Times New Roman" w:hAnsi="Times New Roman" w:cs="Times New Roman"/>
-          <w:sz w:val="24"/>
-          <w:szCs w:val="24"/>
-          <w:lang w:val="ru-MD"/>
-        </w:rPr>
-        <w:t>*</w:t>
-      </w:r>
-      <w:r>
-        <w:rPr>
-          <w:rFonts w:ascii="Times New Roman" w:eastAsia="Times New Roman" w:hAnsi="Times New Roman" w:cs="Times New Roman"/>
-          <w:color w:val="000000"/>
-          <w:sz w:val="24"/>
-          <w:szCs w:val="24"/>
-          <w:lang w:val="ru-MD"/>
-        </w:rPr>
-        <w:t xml:space="preserve"> та жорсто́ке безу́мство.</w:t>
-      </w:r>
-    </w:p>
-    <w:p>
-      <w:pPr>
-        <w:spacing w:after="120" w:line="240" w:lineRule="auto"/>
-        <w:jc w:val="both"/>
-        <w:rPr>
-          <w:rFonts w:ascii="Times New Roman" w:eastAsia="Times New Roman" w:hAnsi="Times New Roman" w:cs="Times New Roman"/>
-          <w:sz w:val="24"/>
-          <w:szCs w:val="24"/>
+        </w:rPr>
+        <w:t>Хвалі́те</w:t>
+      </w:r>
+      <w:r>
+        <w:rPr>
+          <w:rFonts w:ascii="Times New Roman" w:hAnsi="Times New Roman"/>
+          <w:sz w:val="24"/>
           <w:u w:val="single"/>
-          <w:lang w:val="ru-MD"/>
-        </w:rPr>
-      </w:pPr>
-      <w:r>
-        <w:rPr>
-          <w:rFonts w:ascii="Times New Roman" w:eastAsia="Times New Roman" w:hAnsi="Times New Roman" w:cs="Times New Roman"/>
-          <w:i/>
-          <w:color w:val="FF0000"/>
-          <w:sz w:val="24"/>
-          <w:szCs w:val="24"/>
-          <w:lang w:val="ru-MD"/>
-        </w:rPr>
-        <w:t xml:space="preserve">Стих: </w:t>
-      </w:r>
-      <w:r>
-        <w:rPr>
-          <w:rFonts w:ascii="Times New Roman" w:eastAsia="Times New Roman" w:hAnsi="Times New Roman" w:cs="Times New Roman"/>
-          <w:sz w:val="24"/>
-          <w:szCs w:val="24"/>
+        </w:rPr>
+        <w:t xml:space="preserve"> </w:t>
+      </w:r>
+      <w:r>
+        <w:rPr>
+          <w:rFonts w:ascii="Times New Roman" w:hAnsi="Times New Roman"/>
+          <w:sz w:val="24"/>
           <w:u w:val="single"/>
-          <w:lang w:val="ru-MD"/>
-        </w:rPr>
-        <w:t>Бо в Господа милість і відкуплення велике в нього;* він визволить Ізраїля від усього беззаконня його.</w:t>
-      </w:r>
-    </w:p>
-    <w:p>
-      <w:pPr>
-        <w:spacing w:after="120" w:line="240" w:lineRule="auto"/>
-        <w:jc w:val="both"/>
-        <w:rPr>
-          <w:rFonts w:ascii="Times New Roman" w:eastAsia="Times New Roman" w:hAnsi="Times New Roman" w:cs="Times New Roman"/>
-          <w:sz w:val="24"/>
-          <w:szCs w:val="24"/>
-          <w:lang w:val="ru-MD"/>
-        </w:rPr>
-      </w:pPr>
-      <w:r>
-        <w:rPr>
-          <w:rFonts w:ascii="Times New Roman" w:eastAsia="Times New Roman" w:hAnsi="Times New Roman" w:cs="Times New Roman"/>
-          <w:i/>
-          <w:color w:val="FF0000"/>
-          <w:sz w:val="24"/>
-          <w:szCs w:val="24"/>
-          <w:lang w:val="ru-MD"/>
-        </w:rPr>
-        <w:t>(г.</w:t>
-      </w:r>
-      <w:r>
-        <w:rPr>
-          <w:rFonts w:ascii="Times New Roman" w:eastAsia="Times New Roman" w:hAnsi="Times New Roman" w:cs="Times New Roman"/>
-          <w:i/>
-          <w:color w:val="FF0000"/>
-          <w:sz w:val="24"/>
-          <w:szCs w:val="24"/>
-        </w:rPr>
-        <w:t> </w:t>
-      </w:r>
-      <w:r>
-        <w:rPr>
-          <w:rFonts w:ascii="Times New Roman" w:eastAsia="Times New Roman" w:hAnsi="Times New Roman" w:cs="Times New Roman"/>
-          <w:i/>
-          <w:color w:val="FF0000"/>
-          <w:sz w:val="24"/>
-          <w:szCs w:val="24"/>
-          <w:lang w:val="ru-MD"/>
-        </w:rPr>
-        <w:t>1):</w:t>
-      </w:r>
-      <w:r>
-        <w:rPr>
-          <w:rFonts w:ascii="Times New Roman" w:eastAsia="Times New Roman" w:hAnsi="Times New Roman" w:cs="Times New Roman"/>
-          <w:sz w:val="24"/>
-          <w:szCs w:val="24"/>
-          <w:lang w:val="ru-MD"/>
+        </w:rPr>
+        <w:t>Го́спода</w:t>
+      </w:r>
+      <w:r>
+        <w:rPr>
+          <w:rFonts w:ascii="Times New Roman" w:hAnsi="Times New Roman"/>
+          <w:sz w:val="24"/>
+          <w:u w:val="single"/>
         </w:rPr>
         <w:t xml:space="preserve"> </w:t>
       </w:r>
       <w:r>
         <w:rPr>
-          <w:rFonts w:ascii="Times New Roman" w:eastAsia="Times New Roman" w:hAnsi="Times New Roman" w:cs="Times New Roman"/>
-          <w:color w:val="000000"/>
-          <w:sz w:val="24"/>
-          <w:szCs w:val="24"/>
-          <w:highlight w:val="white"/>
-          <w:lang w:val="ru-MD"/>
-        </w:rPr>
-        <w:t>Богоотця Давида царя прославмо всі,* бо від нього походить жезл</w:t>
-      </w:r>
-      <w:r>
-        <w:rPr>
-          <w:rFonts w:ascii="Times New Roman" w:eastAsia="Times New Roman" w:hAnsi="Times New Roman" w:cs="Times New Roman"/>
-          <w:color w:val="000000"/>
-          <w:sz w:val="24"/>
-          <w:szCs w:val="24"/>
-          <w:highlight w:val="white"/>
-        </w:rPr>
-        <w:t> </w:t>
-      </w:r>
-      <w:r>
-        <w:rPr>
-          <w:rFonts w:ascii="Times New Roman" w:eastAsia="Times New Roman" w:hAnsi="Times New Roman" w:cs="Times New Roman"/>
-          <w:color w:val="000000"/>
-          <w:sz w:val="24"/>
-          <w:szCs w:val="24"/>
-          <w:highlight w:val="white"/>
-          <w:lang w:val="ru-MD"/>
-        </w:rPr>
-        <w:t>— Діва,* з Якої засяяв цвіт</w:t>
-      </w:r>
-      <w:r>
-        <w:rPr>
-          <w:rFonts w:ascii="Times New Roman" w:eastAsia="Times New Roman" w:hAnsi="Times New Roman" w:cs="Times New Roman"/>
-          <w:color w:val="000000"/>
-          <w:sz w:val="24"/>
-          <w:szCs w:val="24"/>
-          <w:highlight w:val="white"/>
-        </w:rPr>
-        <w:t> </w:t>
-      </w:r>
-      <w:r>
-        <w:rPr>
-          <w:rFonts w:ascii="Times New Roman" w:eastAsia="Times New Roman" w:hAnsi="Times New Roman" w:cs="Times New Roman"/>
-          <w:color w:val="000000"/>
-          <w:sz w:val="24"/>
-          <w:szCs w:val="24"/>
-          <w:highlight w:val="white"/>
-          <w:lang w:val="ru-MD"/>
-        </w:rPr>
-        <w:t>— Христос,* і Адама з Євою з тління визволив* як Милос</w:t>
-      </w:r>
-      <w:r>
-        <w:rPr>
-          <w:rFonts w:ascii="Times New Roman" w:eastAsia="Times New Roman" w:hAnsi="Times New Roman" w:cs="Times New Roman"/>
-          <w:color w:val="000000"/>
-          <w:sz w:val="24"/>
-          <w:szCs w:val="24"/>
-          <w:highlight w:val="white"/>
-          <w:lang w:val="ru-MD"/>
-        </w:rPr>
-        <w:t>ердний.</w:t>
-      </w:r>
-    </w:p>
-    <w:p>
-      <w:pPr>
-        <w:spacing w:after="120" w:line="240" w:lineRule="auto"/>
-        <w:jc w:val="center"/>
-        <w:rPr>
-          <w:rFonts w:ascii="Times New Roman" w:eastAsia="Times New Roman" w:hAnsi="Times New Roman" w:cs="Times New Roman"/>
-          <w:b/>
-          <w:i/>
-          <w:color w:val="FF0000"/>
-          <w:sz w:val="24"/>
-          <w:szCs w:val="24"/>
-          <w:lang w:val="ru-MD"/>
-        </w:rPr>
-      </w:pPr>
-      <w:r>
-        <w:rPr>
-          <w:rFonts w:ascii="Times New Roman" w:eastAsia="Times New Roman" w:hAnsi="Times New Roman" w:cs="Times New Roman"/>
-          <w:b/>
-          <w:i/>
-          <w:color w:val="FF0000"/>
-          <w:sz w:val="24"/>
-          <w:szCs w:val="24"/>
-          <w:lang w:val="ru-MD"/>
-        </w:rPr>
-        <w:t>Псалом 116</w:t>
-      </w:r>
-    </w:p>
-    <w:p>
-      <w:pPr>
-        <w:spacing w:after="120" w:line="240" w:lineRule="auto"/>
-        <w:jc w:val="both"/>
-        <w:rPr>
-          <w:rFonts w:ascii="Times New Roman" w:eastAsia="Times New Roman" w:hAnsi="Times New Roman" w:cs="Times New Roman"/>
-          <w:sz w:val="24"/>
-          <w:szCs w:val="24"/>
+          <w:rFonts w:ascii="Times New Roman" w:hAnsi="Times New Roman"/>
+          <w:sz w:val="24"/>
           <w:u w:val="single"/>
-          <w:lang w:val="ru-MD"/>
-        </w:rPr>
-      </w:pPr>
-      <w:r>
-        <w:rPr>
-          <w:rFonts w:ascii="Times New Roman" w:eastAsia="Times New Roman" w:hAnsi="Times New Roman" w:cs="Times New Roman"/>
-          <w:i/>
-          <w:color w:val="FF0000"/>
-          <w:sz w:val="24"/>
-          <w:szCs w:val="24"/>
-          <w:lang w:val="ru-MD"/>
-        </w:rPr>
-        <w:t>Стих:</w:t>
-      </w:r>
-      <w:r>
-        <w:rPr>
-          <w:rFonts w:ascii="Times New Roman" w:eastAsia="Times New Roman" w:hAnsi="Times New Roman" w:cs="Times New Roman"/>
-          <w:i/>
-          <w:sz w:val="24"/>
-          <w:szCs w:val="24"/>
-          <w:lang w:val="ru-MD"/>
+        </w:rPr>
+        <w:t>всі</w:t>
+      </w:r>
+      <w:r>
+        <w:rPr>
+          <w:rFonts w:ascii="Times New Roman" w:hAnsi="Times New Roman"/>
+          <w:sz w:val="24"/>
+          <w:u w:val="single"/>
         </w:rPr>
         <w:t xml:space="preserve"> </w:t>
       </w:r>
       <w:r>
         <w:rPr>
-          <w:rFonts w:ascii="Times New Roman" w:eastAsia="Times New Roman" w:hAnsi="Times New Roman" w:cs="Times New Roman"/>
-          <w:sz w:val="24"/>
-          <w:szCs w:val="24"/>
+          <w:rFonts w:ascii="Times New Roman" w:hAnsi="Times New Roman"/>
+          <w:sz w:val="24"/>
           <w:u w:val="single"/>
-          <w:lang w:val="ru-MD"/>
-        </w:rPr>
-        <w:t>Хваліте Господа всі народи!* Прославляйте його всі люди!</w:t>
+        </w:rPr>
+        <w:t>наро́ди!*</w:t>
+      </w:r>
+      <w:r>
+        <w:rPr>
+          <w:rFonts w:ascii="Times New Roman" w:hAnsi="Times New Roman"/>
+          <w:sz w:val="24"/>
+          <w:u w:val="single"/>
+        </w:rPr>
+        <w:t xml:space="preserve"> </w:t>
+      </w:r>
+      <w:r>
+        <w:rPr>
+          <w:rFonts w:ascii="Times New Roman" w:hAnsi="Times New Roman"/>
+          <w:sz w:val="24"/>
+          <w:u w:val="single"/>
+        </w:rPr>
+        <w:t>Прославля́йте</w:t>
+      </w:r>
+      <w:r>
+        <w:rPr>
+          <w:rFonts w:ascii="Times New Roman" w:hAnsi="Times New Roman"/>
+          <w:sz w:val="24"/>
+          <w:u w:val="single"/>
+        </w:rPr>
+        <w:t xml:space="preserve"> </w:t>
+      </w:r>
+      <w:r>
+        <w:rPr>
+          <w:rFonts w:ascii="Times New Roman" w:hAnsi="Times New Roman"/>
+          <w:sz w:val="24"/>
+          <w:u w:val="single"/>
+        </w:rPr>
+        <w:t>Його́</w:t>
+      </w:r>
+      <w:r>
+        <w:rPr>
+          <w:rFonts w:ascii="Times New Roman" w:hAnsi="Times New Roman"/>
+          <w:sz w:val="24"/>
+          <w:u w:val="single"/>
+        </w:rPr>
+        <w:t xml:space="preserve"> </w:t>
+      </w:r>
+      <w:r>
+        <w:rPr>
+          <w:rFonts w:ascii="Times New Roman" w:hAnsi="Times New Roman"/>
+          <w:sz w:val="24"/>
+          <w:u w:val="single"/>
+        </w:rPr>
+        <w:t>всі</w:t>
+      </w:r>
+      <w:r>
+        <w:rPr>
+          <w:rFonts w:ascii="Times New Roman" w:hAnsi="Times New Roman"/>
+          <w:sz w:val="24"/>
+          <w:u w:val="single"/>
+        </w:rPr>
+        <w:t xml:space="preserve"> </w:t>
+      </w:r>
+      <w:r>
+        <w:rPr>
+          <w:rFonts w:ascii="Times New Roman" w:hAnsi="Times New Roman"/>
+          <w:sz w:val="24"/>
+          <w:u w:val="single"/>
+        </w:rPr>
+        <w:t>лю́ди!</w:t>
       </w:r>
     </w:p>
     <w:p>
@@ -5580,36 +6555,177 @@
     </w:p>
     <w:p>
       <w:pPr>
-        <w:spacing w:after="120" w:line="240" w:lineRule="auto"/>
-        <w:jc w:val="both"/>
-        <w:rPr>
-          <w:rFonts w:ascii="Times New Roman" w:eastAsia="Times New Roman" w:hAnsi="Times New Roman" w:cs="Times New Roman"/>
-          <w:sz w:val="24"/>
-          <w:szCs w:val="24"/>
+        <w:spacing w:after="120"/>
+        <w:jc w:val="both"/>
+      </w:pPr>
+      <w:r>
+        <w:rPr>
+          <w:rFonts w:ascii="Times New Roman" w:hAnsi="Times New Roman"/>
+          <w:i/>
+          <w:color w:val="FF0000"/>
+          <w:sz w:val="24"/>
+        </w:rPr>
+        <w:t>Стих:</w:t>
+      </w:r>
+      <w:r>
+        <w:rPr>
+          <w:rFonts w:ascii="Times New Roman" w:hAnsi="Times New Roman"/>
+          <w:i/>
+          <w:sz w:val="24"/>
+        </w:rPr>
+        <w:t xml:space="preserve"> </w:t>
+      </w:r>
+      <w:r>
+        <w:rPr>
+          <w:rFonts w:ascii="Times New Roman" w:hAnsi="Times New Roman"/>
+          <w:sz w:val="24"/>
           <w:u w:val="single"/>
-          <w:lang w:val="ru-MD"/>
-        </w:rPr>
-      </w:pPr>
-      <w:r>
-        <w:rPr>
-          <w:rFonts w:ascii="Times New Roman" w:eastAsia="Times New Roman" w:hAnsi="Times New Roman" w:cs="Times New Roman"/>
-          <w:i/>
-          <w:color w:val="FF0000"/>
-          <w:sz w:val="24"/>
-          <w:szCs w:val="24"/>
-          <w:lang w:val="ru-MD"/>
-        </w:rPr>
-        <w:t xml:space="preserve">Стих: </w:t>
-      </w:r>
-      <w:r>
-        <w:rPr>
-          <w:rFonts w:ascii="Times New Roman" w:eastAsia="Times New Roman" w:hAnsi="Times New Roman" w:cs="Times New Roman"/>
-          <w:sz w:val="24"/>
-          <w:szCs w:val="24"/>
+        </w:rPr>
+        <w:t>Вели́ке</w:t>
+      </w:r>
+      <w:r>
+        <w:rPr>
+          <w:rFonts w:ascii="Times New Roman" w:hAnsi="Times New Roman"/>
+          <w:sz w:val="24"/>
           <w:u w:val="single"/>
-          <w:lang w:val="ru-MD"/>
-        </w:rPr>
-        <w:t>Велике бо до нас його милосердя, і вірність Господа повіки.</w:t>
+        </w:rPr>
+        <w:t xml:space="preserve"> </w:t>
+      </w:r>
+      <w:r>
+        <w:rPr>
+          <w:rFonts w:ascii="Times New Roman" w:hAnsi="Times New Roman"/>
+          <w:sz w:val="24"/>
+          <w:u w:val="single"/>
+        </w:rPr>
+        <w:t>бо</w:t>
+      </w:r>
+      <w:r>
+        <w:rPr>
+          <w:rFonts w:ascii="Times New Roman" w:hAnsi="Times New Roman"/>
+          <w:sz w:val="24"/>
+          <w:u w:val="single"/>
+        </w:rPr>
+        <w:t xml:space="preserve"> </w:t>
+      </w:r>
+      <w:r>
+        <w:rPr>
+          <w:rFonts w:ascii="Times New Roman" w:hAnsi="Times New Roman"/>
+          <w:sz w:val="24"/>
+          <w:u w:val="single"/>
+        </w:rPr>
+        <w:t>до</w:t>
+      </w:r>
+      <w:r>
+        <w:rPr>
+          <w:rFonts w:ascii="Times New Roman" w:hAnsi="Times New Roman"/>
+          <w:sz w:val="24"/>
+          <w:u w:val="single"/>
+        </w:rPr>
+        <w:t xml:space="preserve"> </w:t>
+      </w:r>
+      <w:r>
+        <w:rPr>
+          <w:rFonts w:ascii="Times New Roman" w:hAnsi="Times New Roman"/>
+          <w:sz w:val="24"/>
+          <w:u w:val="single"/>
+        </w:rPr>
+        <w:t>нас</w:t>
+      </w:r>
+      <w:r>
+        <w:rPr>
+          <w:rFonts w:ascii="Times New Roman" w:hAnsi="Times New Roman"/>
+          <w:sz w:val="24"/>
+          <w:u w:val="single"/>
+        </w:rPr>
+        <w:t xml:space="preserve"> </w:t>
+      </w:r>
+      <w:r>
+        <w:rPr>
+          <w:rFonts w:ascii="Times New Roman" w:hAnsi="Times New Roman"/>
+          <w:sz w:val="24"/>
+          <w:u w:val="single"/>
+        </w:rPr>
+        <w:t>Його́</w:t>
+      </w:r>
+      <w:r>
+        <w:rPr>
+          <w:rFonts w:ascii="Times New Roman" w:hAnsi="Times New Roman"/>
+          <w:sz w:val="24"/>
+          <w:u w:val="single"/>
+        </w:rPr>
+        <w:t xml:space="preserve"> </w:t>
+      </w:r>
+      <w:r>
+        <w:rPr>
+          <w:rFonts w:ascii="Times New Roman" w:hAnsi="Times New Roman"/>
+          <w:sz w:val="24"/>
+          <w:u w:val="single"/>
+        </w:rPr>
+        <w:t>милосе́рдя,*</w:t>
+      </w:r>
+      <w:r>
+        <w:rPr>
+          <w:rFonts w:ascii="Times New Roman" w:hAnsi="Times New Roman"/>
+          <w:sz w:val="24"/>
+          <w:u w:val="single"/>
+        </w:rPr>
+        <w:t xml:space="preserve"> </w:t>
+      </w:r>
+      <w:r>
+        <w:rPr>
+          <w:rFonts w:ascii="Times New Roman" w:hAnsi="Times New Roman"/>
+          <w:sz w:val="24"/>
+          <w:u w:val="single"/>
+        </w:rPr>
+        <w:t>і</w:t>
+      </w:r>
+      <w:r>
+        <w:rPr>
+          <w:rFonts w:ascii="Times New Roman" w:hAnsi="Times New Roman"/>
+          <w:sz w:val="24"/>
+          <w:u w:val="single"/>
+        </w:rPr>
+        <w:t xml:space="preserve"> </w:t>
+      </w:r>
+      <w:r>
+        <w:rPr>
+          <w:rFonts w:ascii="Times New Roman" w:hAnsi="Times New Roman"/>
+          <w:sz w:val="24"/>
+          <w:u w:val="single"/>
+        </w:rPr>
+        <w:t>ві́рність</w:t>
+      </w:r>
+      <w:r>
+        <w:rPr>
+          <w:rFonts w:ascii="Times New Roman" w:hAnsi="Times New Roman"/>
+          <w:sz w:val="24"/>
+          <w:u w:val="single"/>
+        </w:rPr>
+        <w:t xml:space="preserve"> </w:t>
+      </w:r>
+      <w:r>
+        <w:rPr>
+          <w:rFonts w:ascii="Times New Roman" w:hAnsi="Times New Roman"/>
+          <w:sz w:val="24"/>
+          <w:u w:val="single"/>
+        </w:rPr>
+        <w:t>Го́спода</w:t>
+      </w:r>
+      <w:r>
+        <w:rPr>
+          <w:rFonts w:ascii="Times New Roman" w:hAnsi="Times New Roman"/>
+          <w:sz w:val="24"/>
+          <w:u w:val="single"/>
+        </w:rPr>
+        <w:t xml:space="preserve"> </w:t>
+      </w:r>
+      <w:r>
+        <w:rPr>
+          <w:rFonts w:ascii="Times New Roman" w:hAnsi="Times New Roman"/>
+          <w:sz w:val="24"/>
+          <w:u w:val="single"/>
+        </w:rPr>
+        <w:t>пові́ки.</w:t>
       </w:r>
     </w:p>
     <w:p>
@@ -5695,7 +6811,7 @@
           <w:sz w:val="24"/>
           <w:szCs w:val="24"/>
         </w:rPr>
-        <w:t> </w:t>
+        <w:t xml:space="preserve"> </w:t>
       </w:r>
       <w:r>
         <w:rPr>
@@ -17392,7 +18508,7 @@
           <w:sz w:val="24"/>
           <w:szCs w:val="24"/>
         </w:rPr>
-        <w:t> </w:t>
+        <w:t xml:space="preserve"> </w:t>
       </w:r>
       <w:r>
         <w:rPr>
@@ -23630,7 +24746,7 @@
           <w:sz w:val="24"/>
           <w:szCs w:val="24"/>
         </w:rPr>
-        <w:t> </w:t>
+        <w:t xml:space="preserve"> </w:t>
       </w:r>
       <w:r>
         <w:rPr>
@@ -23943,7 +25059,7 @@
           <w:sz w:val="24"/>
           <w:szCs w:val="24"/>
         </w:rPr>
-        <w:t> </w:t>
+        <w:t xml:space="preserve"> </w:t>
       </w:r>
       <w:r>
         <w:rPr>
